--- a/2026 files/SOPS/GENERAL/QA/QA GENERAL/2025 REVIEWED QA SOPS/BML.QDG.QA.041- SOP for Calibration of Oven (MICRO)/BML.QDG.QA.- SOP for Calibration of Oven (MICRO).docx
+++ b/2026 files/SOPS/GENERAL/QA/QA GENERAL/2025 REVIEWED QA SOPS/BML.QDG.QA.041- SOP for Calibration of Oven (MICRO)/BML.QDG.QA.- SOP for Calibration of Oven (MICRO).docx
@@ -1,6 +1,6 @@
 
 <file path=word/document.xml><?xml version="1.0" encoding="utf-8"?>
-<w:document xmlns:wpc="http://schemas.microsoft.com/office/word/2010/wordprocessingCanvas" xmlns:mc="http://schemas.openxmlformats.org/markup-compatibility/2006" xmlns:o="urn:schemas-microsoft-com:office:office" xmlns:r="http://schemas.openxmlformats.org/officeDocument/2006/relationships" xmlns:m="http://schemas.openxmlformats.org/officeDocument/2006/math" xmlns:v="urn:schemas-microsoft-com:vml" xmlns:wp14="http://schemas.microsoft.com/office/word/2010/wordprocessingDrawing" xmlns:wp="http://schemas.openxmlformats.org/drawingml/2006/wordprocessingDrawing" xmlns:w10="urn:schemas-microsoft-com:office:word" xmlns:w="http://schemas.openxmlformats.org/wordprocessingml/2006/main" xmlns:w14="http://schemas.microsoft.com/office/word/2010/wordml" xmlns:wpg="http://schemas.microsoft.com/office/word/2010/wordprocessingGroup" xmlns:wpi="http://schemas.microsoft.com/office/word/2010/wordprocessingInk" xmlns:wne="http://schemas.microsoft.com/office/word/2006/wordml" xmlns:wps="http://schemas.microsoft.com/office/word/2010/wordprocessingShape" mc:Ignorable="w14 wp14">
+<w:document xmlns:wpc="http://schemas.microsoft.com/office/word/2010/wordprocessingCanvas" xmlns:cx="http://schemas.microsoft.com/office/drawing/2014/chartex" xmlns:cx1="http://schemas.microsoft.com/office/drawing/2015/9/8/chartex" xmlns:cx2="http://schemas.microsoft.com/office/drawing/2015/10/21/chartex" xmlns:cx3="http://schemas.microsoft.com/office/drawing/2016/5/9/chartex" xmlns:cx4="http://schemas.microsoft.com/office/drawing/2016/5/10/chartex" xmlns:cx5="http://schemas.microsoft.com/office/drawing/2016/5/11/chartex" xmlns:cx6="http://schemas.microsoft.com/office/drawing/2016/5/12/chartex" xmlns:cx7="http://schemas.microsoft.com/office/drawing/2016/5/13/chartex" xmlns:cx8="http://schemas.microsoft.com/office/drawing/2016/5/14/chartex" xmlns:mc="http://schemas.openxmlformats.org/markup-compatibility/2006" xmlns:aink="http://schemas.microsoft.com/office/drawing/2016/ink" xmlns:am3d="http://schemas.microsoft.com/office/drawing/2017/model3d" xmlns:o="urn:schemas-microsoft-com:office:office" xmlns:oel="http://schemas.microsoft.com/office/2019/extlst" xmlns:r="http://schemas.openxmlformats.org/officeDocument/2006/relationships" xmlns:m="http://schemas.openxmlformats.org/officeDocument/2006/math" xmlns:v="urn:schemas-microsoft-com:vml" xmlns:wp14="http://schemas.microsoft.com/office/word/2010/wordprocessingDrawing" xmlns:wp="http://schemas.openxmlformats.org/drawingml/2006/wordprocessingDrawing" xmlns:w10="urn:schemas-microsoft-com:office:word" xmlns:w="http://schemas.openxmlformats.org/wordprocessingml/2006/main" xmlns:w14="http://schemas.microsoft.com/office/word/2010/wordml" xmlns:w15="http://schemas.microsoft.com/office/word/2012/wordml" xmlns:w16cex="http://schemas.microsoft.com/office/word/2018/wordml/cex" xmlns:w16cid="http://schemas.microsoft.com/office/word/2016/wordml/cid" xmlns:w16="http://schemas.microsoft.com/office/word/2018/wordml" xmlns:w16sdtdh="http://schemas.microsoft.com/office/word/2020/wordml/sdtdatahash" xmlns:w16se="http://schemas.microsoft.com/office/word/2015/wordml/symex" xmlns:wpg="http://schemas.microsoft.com/office/word/2010/wordprocessingGroup" xmlns:wpi="http://schemas.microsoft.com/office/word/2010/wordprocessingInk" xmlns:wne="http://schemas.microsoft.com/office/word/2006/wordml" xmlns:wps="http://schemas.microsoft.com/office/word/2010/wordprocessingShape" mc:Ignorable="w14 w15 w16se w16cid w16 w16cex w16sdtdh wp14">
   <w:body>
     <w:p>
       <w:pPr>
@@ -9,7 +9,7 @@
           <w:ilvl w:val="0"/>
           <w:numId w:val="1"/>
         </w:numPr>
-        <w:spacing w:after="120" w:line="276" w:lineRule="auto"/>
+        <w:spacing w:after="120"/>
         <w:jc w:val="both"/>
         <w:rPr>
           <w:rFonts w:asciiTheme="minorHAnsi" w:hAnsiTheme="minorHAnsi" w:cstheme="minorHAnsi"/>
@@ -102,7 +102,6 @@
           <w:ilvl w:val="0"/>
           <w:numId w:val="1"/>
         </w:numPr>
-        <w:spacing w:line="276" w:lineRule="auto"/>
         <w:jc w:val="both"/>
         <w:rPr>
           <w:rFonts w:asciiTheme="minorHAnsi" w:hAnsiTheme="minorHAnsi" w:cstheme="minorHAnsi"/>
@@ -128,7 +127,7 @@
           <w:tab w:val="left" w:pos="720"/>
           <w:tab w:val="left" w:pos="2880"/>
         </w:tabs>
-        <w:spacing w:after="120" w:line="276" w:lineRule="auto"/>
+        <w:spacing w:after="120"/>
         <w:ind w:left="420"/>
         <w:jc w:val="both"/>
         <w:rPr>
@@ -169,7 +168,7 @@
           <w:tab w:val="left" w:pos="720"/>
           <w:tab w:val="left" w:pos="2880"/>
         </w:tabs>
-        <w:spacing w:after="120" w:line="276" w:lineRule="auto"/>
+        <w:spacing w:after="120"/>
         <w:ind w:left="420"/>
         <w:jc w:val="both"/>
         <w:rPr>
@@ -186,7 +185,6 @@
           <w:ilvl w:val="0"/>
           <w:numId w:val="1"/>
         </w:numPr>
-        <w:spacing w:line="276" w:lineRule="auto"/>
         <w:jc w:val="both"/>
         <w:rPr>
           <w:rFonts w:asciiTheme="minorHAnsi" w:hAnsiTheme="minorHAnsi" w:cstheme="minorHAnsi"/>
@@ -323,7 +321,7 @@
           <w:ilvl w:val="0"/>
           <w:numId w:val="5"/>
         </w:numPr>
-        <w:spacing w:after="160" w:line="276" w:lineRule="auto"/>
+        <w:spacing w:after="160"/>
         <w:jc w:val="both"/>
         <w:rPr>
           <w:rFonts w:asciiTheme="minorHAnsi" w:hAnsiTheme="minorHAnsi" w:cstheme="minorHAnsi"/>
@@ -345,7 +343,6 @@
     <w:p>
       <w:pPr>
         <w:pStyle w:val="ListParagraph"/>
-        <w:spacing w:line="276" w:lineRule="auto"/>
         <w:ind w:left="360"/>
         <w:jc w:val="both"/>
         <w:rPr>
@@ -368,7 +365,6 @@
     <w:p>
       <w:pPr>
         <w:pStyle w:val="ListParagraph"/>
-        <w:spacing w:line="276" w:lineRule="auto"/>
         <w:ind w:left="360"/>
         <w:jc w:val="both"/>
         <w:rPr>
@@ -385,7 +381,7 @@
           <w:ilvl w:val="0"/>
           <w:numId w:val="3"/>
         </w:numPr>
-        <w:spacing w:after="160" w:line="360" w:lineRule="auto"/>
+        <w:spacing w:after="160"/>
         <w:jc w:val="both"/>
         <w:rPr>
           <w:rFonts w:asciiTheme="minorHAnsi" w:hAnsiTheme="minorHAnsi" w:cstheme="minorHAnsi"/>
@@ -411,7 +407,6 @@
           <w:ilvl w:val="0"/>
           <w:numId w:val="6"/>
         </w:numPr>
-        <w:spacing w:line="360" w:lineRule="auto"/>
         <w:jc w:val="both"/>
         <w:rPr>
           <w:rFonts w:asciiTheme="minorHAnsi" w:hAnsiTheme="minorHAnsi" w:cstheme="minorHAnsi"/>
@@ -435,7 +430,6 @@
           <w:ilvl w:val="0"/>
           <w:numId w:val="6"/>
         </w:numPr>
-        <w:spacing w:line="360" w:lineRule="auto"/>
         <w:jc w:val="both"/>
         <w:rPr>
           <w:rFonts w:asciiTheme="minorHAnsi" w:hAnsiTheme="minorHAnsi" w:cstheme="minorHAnsi"/>
@@ -459,7 +453,6 @@
           <w:ilvl w:val="0"/>
           <w:numId w:val="6"/>
         </w:numPr>
-        <w:spacing w:line="360" w:lineRule="auto"/>
         <w:jc w:val="both"/>
         <w:rPr>
           <w:rFonts w:asciiTheme="minorHAnsi" w:hAnsiTheme="minorHAnsi" w:cstheme="minorHAnsi"/>
@@ -483,7 +476,6 @@
           <w:ilvl w:val="0"/>
           <w:numId w:val="6"/>
         </w:numPr>
-        <w:spacing w:line="360" w:lineRule="auto"/>
         <w:jc w:val="both"/>
         <w:rPr>
           <w:rFonts w:asciiTheme="minorHAnsi" w:hAnsiTheme="minorHAnsi" w:cstheme="minorHAnsi"/>
@@ -523,7 +515,6 @@
           <w:ilvl w:val="0"/>
           <w:numId w:val="6"/>
         </w:numPr>
-        <w:spacing w:line="360" w:lineRule="auto"/>
         <w:jc w:val="both"/>
         <w:rPr>
           <w:rFonts w:asciiTheme="minorHAnsi" w:hAnsiTheme="minorHAnsi" w:cstheme="minorHAnsi"/>
@@ -563,7 +554,6 @@
           <w:ilvl w:val="0"/>
           <w:numId w:val="6"/>
         </w:numPr>
-        <w:spacing w:line="360" w:lineRule="auto"/>
         <w:jc w:val="both"/>
         <w:rPr>
           <w:rFonts w:asciiTheme="minorHAnsi" w:hAnsiTheme="minorHAnsi" w:cstheme="minorHAnsi"/>
@@ -587,7 +577,6 @@
           <w:ilvl w:val="0"/>
           <w:numId w:val="6"/>
         </w:numPr>
-        <w:spacing w:line="360" w:lineRule="auto"/>
         <w:jc w:val="both"/>
         <w:rPr>
           <w:rFonts w:asciiTheme="minorHAnsi" w:hAnsiTheme="minorHAnsi" w:cstheme="minorHAnsi"/>
@@ -611,7 +600,6 @@
           <w:ilvl w:val="0"/>
           <w:numId w:val="6"/>
         </w:numPr>
-        <w:spacing w:line="360" w:lineRule="auto"/>
         <w:jc w:val="both"/>
         <w:rPr>
           <w:rFonts w:asciiTheme="minorHAnsi" w:hAnsiTheme="minorHAnsi" w:cstheme="minorHAnsi"/>
@@ -625,7 +613,6 @@
           <w:sz w:val="22"/>
           <w:szCs w:val="22"/>
         </w:rPr>
-        <w:lastRenderedPageBreak/>
         <w:t>Note the temperature reading on the standard thermometer and compare it to the oven's display.</w:t>
       </w:r>
     </w:p>
@@ -636,7 +623,6 @@
           <w:ilvl w:val="0"/>
           <w:numId w:val="6"/>
         </w:numPr>
-        <w:spacing w:line="360" w:lineRule="auto"/>
         <w:jc w:val="both"/>
         <w:rPr>
           <w:rFonts w:asciiTheme="minorHAnsi" w:hAnsiTheme="minorHAnsi" w:cstheme="minorHAnsi"/>
@@ -682,7 +668,6 @@
           </w:tcPr>
           <w:p>
             <w:pPr>
-              <w:spacing w:line="360" w:lineRule="auto"/>
               <w:jc w:val="both"/>
               <w:rPr>
                 <w:rFonts w:asciiTheme="minorHAnsi" w:hAnsiTheme="minorHAnsi" w:cstheme="minorHAnsi"/>
@@ -706,7 +691,6 @@
           </w:tcPr>
           <w:p>
             <w:pPr>
-              <w:spacing w:line="360" w:lineRule="auto"/>
               <w:jc w:val="both"/>
               <w:rPr>
                 <w:rFonts w:asciiTheme="minorHAnsi" w:hAnsiTheme="minorHAnsi" w:cstheme="minorHAnsi"/>
@@ -730,7 +714,6 @@
           </w:tcPr>
           <w:p>
             <w:pPr>
-              <w:spacing w:line="360" w:lineRule="auto"/>
               <w:jc w:val="both"/>
               <w:rPr>
                 <w:rFonts w:asciiTheme="minorHAnsi" w:hAnsiTheme="minorHAnsi" w:cstheme="minorHAnsi"/>
@@ -754,7 +737,6 @@
           </w:tcPr>
           <w:p>
             <w:pPr>
-              <w:spacing w:line="360" w:lineRule="auto"/>
               <w:jc w:val="both"/>
               <w:rPr>
                 <w:rFonts w:asciiTheme="minorHAnsi" w:hAnsiTheme="minorHAnsi" w:cstheme="minorHAnsi"/>
@@ -794,7 +776,6 @@
           </w:tcPr>
           <w:p>
             <w:pPr>
-              <w:spacing w:line="360" w:lineRule="auto"/>
               <w:jc w:val="both"/>
               <w:rPr>
                 <w:rFonts w:asciiTheme="minorHAnsi" w:hAnsiTheme="minorHAnsi" w:cstheme="minorHAnsi"/>
@@ -818,7 +799,6 @@
           </w:tcPr>
           <w:p>
             <w:pPr>
-              <w:spacing w:line="360" w:lineRule="auto"/>
               <w:jc w:val="both"/>
               <w:rPr>
                 <w:rFonts w:asciiTheme="minorHAnsi" w:hAnsiTheme="minorHAnsi" w:cstheme="minorHAnsi"/>
@@ -840,7 +820,6 @@
     </w:tbl>
     <w:p>
       <w:pPr>
-        <w:spacing w:line="360" w:lineRule="auto"/>
         <w:jc w:val="both"/>
         <w:rPr>
           <w:rFonts w:asciiTheme="minorHAnsi" w:hAnsiTheme="minorHAnsi" w:cstheme="minorHAnsi"/>
@@ -856,7 +835,6 @@
           <w:ilvl w:val="0"/>
           <w:numId w:val="6"/>
         </w:numPr>
-        <w:spacing w:line="360" w:lineRule="auto"/>
         <w:jc w:val="both"/>
         <w:rPr>
           <w:rFonts w:asciiTheme="minorHAnsi" w:hAnsiTheme="minorHAnsi" w:cstheme="minorHAnsi"/>
@@ -880,7 +858,6 @@
           <w:ilvl w:val="0"/>
           <w:numId w:val="6"/>
         </w:numPr>
-        <w:spacing w:line="360" w:lineRule="auto"/>
         <w:jc w:val="both"/>
         <w:rPr>
           <w:rFonts w:asciiTheme="minorHAnsi" w:hAnsiTheme="minorHAnsi" w:cstheme="minorHAnsi"/>
@@ -894,12 +871,12 @@
           <w:sz w:val="22"/>
           <w:szCs w:val="22"/>
         </w:rPr>
+        <w:lastRenderedPageBreak/>
         <w:t>Ensure the observed temperature is within the acceptable tolerance (e.g., ±2.0°C) of the set temperature. </w:t>
       </w:r>
     </w:p>
     <w:p>
       <w:pPr>
-        <w:spacing w:line="360" w:lineRule="auto"/>
         <w:jc w:val="both"/>
         <w:rPr>
           <w:rFonts w:asciiTheme="minorHAnsi" w:hAnsiTheme="minorHAnsi" w:cstheme="minorHAnsi"/>
@@ -929,7 +906,6 @@
     </w:p>
     <w:p>
       <w:pPr>
-        <w:spacing w:line="360" w:lineRule="auto"/>
         <w:jc w:val="both"/>
         <w:rPr>
           <w:rFonts w:asciiTheme="minorHAnsi" w:hAnsiTheme="minorHAnsi" w:cstheme="minorHAnsi"/>
@@ -964,7 +940,6 @@
           <w:ilvl w:val="0"/>
           <w:numId w:val="6"/>
         </w:numPr>
-        <w:spacing w:line="360" w:lineRule="auto"/>
         <w:jc w:val="both"/>
         <w:rPr>
           <w:rFonts w:asciiTheme="minorHAnsi" w:hAnsiTheme="minorHAnsi" w:cstheme="minorHAnsi"/>
@@ -978,17 +953,7 @@
           <w:sz w:val="22"/>
           <w:szCs w:val="22"/>
         </w:rPr>
-        <w:t>Record all o</w:t>
-      </w:r>
-      <w:bookmarkStart w:id="0" w:name="_GoBack"/>
-      <w:bookmarkEnd w:id="0"/>
-      <w:r>
-        <w:rPr>
-          <w:rFonts w:asciiTheme="minorHAnsi" w:hAnsiTheme="minorHAnsi" w:cstheme="minorHAnsi"/>
-          <w:sz w:val="22"/>
-          <w:szCs w:val="22"/>
-        </w:rPr>
-        <w:t>bservations, deviations, and adjustments in the designated logbook.</w:t>
+        <w:t>Record all observations, deviations, and adjustments in the designated logbook.</w:t>
       </w:r>
     </w:p>
     <w:p>
@@ -998,7 +963,6 @@
           <w:ilvl w:val="0"/>
           <w:numId w:val="6"/>
         </w:numPr>
-        <w:spacing w:line="360" w:lineRule="auto"/>
         <w:jc w:val="both"/>
         <w:rPr>
           <w:rFonts w:asciiTheme="minorHAnsi" w:hAnsiTheme="minorHAnsi" w:cstheme="minorHAnsi"/>
@@ -1017,7 +981,6 @@
     </w:p>
     <w:p>
       <w:pPr>
-        <w:spacing w:line="360" w:lineRule="auto"/>
         <w:jc w:val="both"/>
         <w:rPr>
           <w:rFonts w:asciiTheme="minorHAnsi" w:hAnsiTheme="minorHAnsi" w:cstheme="minorHAnsi"/>
@@ -1035,7 +998,7 @@
         </w:rPr>
         <w:t> </w:t>
       </w:r>
-      <w:hyperlink r:id="rId8" w:history="1">
+      <w:hyperlink r:id="rId7" w:history="1">
         <w:r>
           <w:rPr>
             <w:rStyle w:val="Hyperlink"/>
@@ -1068,7 +1031,6 @@
           <w:ilvl w:val="0"/>
           <w:numId w:val="6"/>
         </w:numPr>
-        <w:spacing w:line="360" w:lineRule="auto"/>
         <w:jc w:val="both"/>
         <w:rPr>
           <w:rFonts w:asciiTheme="minorHAnsi" w:hAnsiTheme="minorHAnsi" w:cstheme="minorHAnsi"/>
@@ -1092,7 +1054,6 @@
           <w:ilvl w:val="0"/>
           <w:numId w:val="6"/>
         </w:numPr>
-        <w:spacing w:line="360" w:lineRule="auto"/>
         <w:jc w:val="both"/>
         <w:rPr>
           <w:rFonts w:asciiTheme="minorHAnsi" w:hAnsiTheme="minorHAnsi" w:cstheme="minorHAnsi"/>
@@ -1114,7 +1075,6 @@
         <w:tabs>
           <w:tab w:val="left" w:pos="4257"/>
         </w:tabs>
-        <w:spacing w:line="276" w:lineRule="auto"/>
         <w:jc w:val="both"/>
         <w:rPr>
           <w:rFonts w:asciiTheme="minorHAnsi" w:hAnsiTheme="minorHAnsi" w:cstheme="minorHAnsi"/>
@@ -1140,7 +1100,6 @@
           <w:numId w:val="4"/>
         </w:numPr>
         <w:shd w:val="clear" w:color="auto" w:fill="FFFFFF"/>
-        <w:spacing w:line="276" w:lineRule="auto"/>
         <w:jc w:val="both"/>
         <w:rPr>
           <w:rFonts w:asciiTheme="minorHAnsi" w:hAnsiTheme="minorHAnsi" w:cstheme="minorHAnsi"/>
@@ -1168,7 +1127,6 @@
         <w:tabs>
           <w:tab w:val="left" w:pos="180"/>
         </w:tabs>
-        <w:spacing w:line="276" w:lineRule="auto"/>
         <w:jc w:val="both"/>
         <w:rPr>
           <w:rFonts w:asciiTheme="minorHAnsi" w:hAnsiTheme="minorHAnsi" w:cstheme="minorHAnsi"/>
@@ -1195,7 +1153,6 @@
         <w:tabs>
           <w:tab w:val="left" w:pos="180"/>
         </w:tabs>
-        <w:spacing w:line="276" w:lineRule="auto"/>
         <w:jc w:val="both"/>
         <w:rPr>
           <w:rFonts w:asciiTheme="minorHAnsi" w:hAnsiTheme="minorHAnsi" w:cstheme="minorHAnsi"/>
@@ -1218,7 +1175,6 @@
         <w:tabs>
           <w:tab w:val="left" w:pos="180"/>
         </w:tabs>
-        <w:spacing w:line="276" w:lineRule="auto"/>
         <w:ind w:left="360"/>
         <w:jc w:val="both"/>
         <w:rPr>
@@ -1230,7 +1186,6 @@
     </w:p>
     <w:p>
       <w:pPr>
-        <w:spacing w:line="276" w:lineRule="auto"/>
         <w:jc w:val="both"/>
         <w:rPr>
           <w:rFonts w:asciiTheme="minorHAnsi" w:hAnsiTheme="minorHAnsi" w:cstheme="minorHAnsi"/>
@@ -1279,7 +1234,6 @@
           <w:p>
             <w:pPr>
               <w:pStyle w:val="Header"/>
-              <w:spacing w:line="276" w:lineRule="auto"/>
               <w:jc w:val="both"/>
               <w:rPr>
                 <w:rFonts w:asciiTheme="minorHAnsi" w:hAnsiTheme="minorHAnsi" w:cstheme="minorHAnsi"/>
@@ -1319,7 +1273,6 @@
           <w:p>
             <w:pPr>
               <w:pStyle w:val="Header"/>
-              <w:spacing w:line="276" w:lineRule="auto"/>
               <w:jc w:val="both"/>
               <w:rPr>
                 <w:rFonts w:asciiTheme="minorHAnsi" w:hAnsiTheme="minorHAnsi" w:cstheme="minorHAnsi"/>
@@ -1354,7 +1307,6 @@
           <w:p>
             <w:pPr>
               <w:pStyle w:val="Header"/>
-              <w:spacing w:line="276" w:lineRule="auto"/>
               <w:jc w:val="both"/>
               <w:rPr>
                 <w:rFonts w:asciiTheme="minorHAnsi" w:hAnsiTheme="minorHAnsi" w:cstheme="minorHAnsi"/>
@@ -1372,8 +1324,7 @@
                 <w:sz w:val="22"/>
                 <w:szCs w:val="22"/>
               </w:rPr>
-              <w:lastRenderedPageBreak/>
-              <w:t>QA Doc. Unit staff</w:t>
+              <w:t>Microbiologists</w:t>
             </w:r>
           </w:p>
         </w:tc>
@@ -1385,7 +1336,6 @@
           <w:p>
             <w:pPr>
               <w:pStyle w:val="Header"/>
-              <w:spacing w:line="276" w:lineRule="auto"/>
               <w:jc w:val="both"/>
               <w:rPr>
                 <w:rFonts w:asciiTheme="minorHAnsi" w:hAnsiTheme="minorHAnsi" w:cstheme="minorHAnsi"/>
@@ -1411,7 +1361,6 @@
     </w:tbl>
     <w:p>
       <w:pPr>
-        <w:spacing w:line="276" w:lineRule="auto"/>
         <w:jc w:val="both"/>
         <w:rPr>
           <w:rFonts w:asciiTheme="minorHAnsi" w:hAnsiTheme="minorHAnsi" w:cstheme="minorHAnsi"/>
@@ -1423,7 +1372,6 @@
     </w:p>
     <w:p>
       <w:pPr>
-        <w:spacing w:line="276" w:lineRule="auto"/>
         <w:jc w:val="both"/>
         <w:rPr>
           <w:rFonts w:asciiTheme="minorHAnsi" w:hAnsiTheme="minorHAnsi" w:cstheme="minorHAnsi"/>
@@ -1441,6 +1389,17 @@
         </w:rPr>
         <w:t>8.0 DISTRIBUTION AND CONTROL:</w:t>
       </w:r>
+    </w:p>
+    <w:p>
+      <w:pPr>
+        <w:jc w:val="both"/>
+        <w:rPr>
+          <w:rFonts w:asciiTheme="minorHAnsi" w:hAnsiTheme="minorHAnsi" w:cstheme="minorHAnsi"/>
+          <w:b/>
+          <w:sz w:val="22"/>
+          <w:szCs w:val="22"/>
+        </w:rPr>
+      </w:pPr>
     </w:p>
     <w:tbl>
       <w:tblPr>
@@ -1468,7 +1427,6 @@
           </w:tcPr>
           <w:p>
             <w:pPr>
-              <w:spacing w:line="276" w:lineRule="auto"/>
               <w:jc w:val="both"/>
               <w:rPr>
                 <w:rFonts w:asciiTheme="minorHAnsi" w:eastAsia="Calibri" w:hAnsiTheme="minorHAnsi" w:cstheme="minorHAnsi"/>
@@ -1493,7 +1451,6 @@
           </w:tcPr>
           <w:p>
             <w:pPr>
-              <w:spacing w:line="276" w:lineRule="auto"/>
               <w:jc w:val="both"/>
               <w:rPr>
                 <w:rFonts w:asciiTheme="minorHAnsi" w:eastAsia="Calibri" w:hAnsiTheme="minorHAnsi" w:cstheme="minorHAnsi"/>
@@ -1520,7 +1477,6 @@
           </w:tcPr>
           <w:p>
             <w:pPr>
-              <w:spacing w:line="276" w:lineRule="auto"/>
               <w:jc w:val="both"/>
               <w:rPr>
                 <w:rFonts w:asciiTheme="minorHAnsi" w:eastAsia="Calibri" w:hAnsiTheme="minorHAnsi" w:cstheme="minorHAnsi"/>
@@ -1545,7 +1501,6 @@
           </w:tcPr>
           <w:p>
             <w:pPr>
-              <w:spacing w:line="276" w:lineRule="auto"/>
               <w:jc w:val="both"/>
               <w:rPr>
                 <w:rFonts w:asciiTheme="minorHAnsi" w:eastAsia="Calibri" w:hAnsiTheme="minorHAnsi" w:cstheme="minorHAnsi"/>
@@ -1559,7 +1514,7 @@
                 <w:sz w:val="22"/>
                 <w:szCs w:val="22"/>
               </w:rPr>
-              <w:t>ALL DEPARTMENT</w:t>
+              <w:t>MICROBIOLOGY LABORATORY</w:t>
             </w:r>
           </w:p>
         </w:tc>
@@ -1567,7 +1522,6 @@
     </w:tbl>
     <w:p>
       <w:pPr>
-        <w:spacing w:line="276" w:lineRule="auto"/>
         <w:jc w:val="both"/>
         <w:rPr>
           <w:rFonts w:asciiTheme="minorHAnsi" w:hAnsiTheme="minorHAnsi" w:cstheme="minorHAnsi"/>
@@ -1579,7 +1533,6 @@
     </w:p>
     <w:p>
       <w:pPr>
-        <w:spacing w:line="276" w:lineRule="auto"/>
         <w:jc w:val="both"/>
         <w:rPr>
           <w:rFonts w:asciiTheme="minorHAnsi" w:hAnsiTheme="minorHAnsi" w:cstheme="minorHAnsi"/>
@@ -1624,7 +1577,6 @@
           </w:tcPr>
           <w:p>
             <w:pPr>
-              <w:spacing w:line="276" w:lineRule="auto"/>
               <w:jc w:val="both"/>
               <w:rPr>
                 <w:rFonts w:asciiTheme="minorHAnsi" w:eastAsia="Calibri" w:hAnsiTheme="minorHAnsi" w:cstheme="minorHAnsi"/>
@@ -1651,7 +1603,6 @@
           </w:tcPr>
           <w:p>
             <w:pPr>
-              <w:spacing w:line="276" w:lineRule="auto"/>
               <w:jc w:val="both"/>
               <w:rPr>
                 <w:rFonts w:asciiTheme="minorHAnsi" w:eastAsia="Calibri" w:hAnsiTheme="minorHAnsi" w:cstheme="minorHAnsi"/>
@@ -1678,7 +1629,6 @@
           </w:tcPr>
           <w:p>
             <w:pPr>
-              <w:spacing w:line="276" w:lineRule="auto"/>
               <w:jc w:val="both"/>
               <w:rPr>
                 <w:rFonts w:asciiTheme="minorHAnsi" w:eastAsia="Calibri" w:hAnsiTheme="minorHAnsi" w:cstheme="minorHAnsi"/>
@@ -1707,7 +1657,6 @@
           </w:tcPr>
           <w:p>
             <w:pPr>
-              <w:spacing w:line="276" w:lineRule="auto"/>
               <w:jc w:val="both"/>
               <w:rPr>
                 <w:rFonts w:asciiTheme="minorHAnsi" w:eastAsia="Calibri" w:hAnsiTheme="minorHAnsi" w:cstheme="minorHAnsi"/>
@@ -1733,7 +1682,6 @@
           </w:tcPr>
           <w:p>
             <w:pPr>
-              <w:spacing w:line="276" w:lineRule="auto"/>
               <w:jc w:val="both"/>
               <w:rPr>
                 <w:rFonts w:asciiTheme="minorHAnsi" w:eastAsia="Calibri" w:hAnsiTheme="minorHAnsi" w:cstheme="minorHAnsi"/>
@@ -1759,7 +1707,6 @@
           </w:tcPr>
           <w:p>
             <w:pPr>
-              <w:spacing w:line="276" w:lineRule="auto"/>
               <w:jc w:val="both"/>
               <w:rPr>
                 <w:rFonts w:asciiTheme="minorHAnsi" w:eastAsia="Calibri" w:hAnsiTheme="minorHAnsi" w:cstheme="minorHAnsi"/>
@@ -1787,7 +1734,6 @@
           </w:tcPr>
           <w:p>
             <w:pPr>
-              <w:spacing w:line="276" w:lineRule="auto"/>
               <w:jc w:val="both"/>
               <w:rPr>
                 <w:rFonts w:asciiTheme="minorHAnsi" w:eastAsia="Calibri" w:hAnsiTheme="minorHAnsi" w:cstheme="minorHAnsi"/>
@@ -1813,7 +1759,6 @@
           </w:tcPr>
           <w:p>
             <w:pPr>
-              <w:spacing w:line="276" w:lineRule="auto"/>
               <w:jc w:val="both"/>
               <w:rPr>
                 <w:rFonts w:asciiTheme="minorHAnsi" w:eastAsia="Calibri" w:hAnsiTheme="minorHAnsi" w:cstheme="minorHAnsi"/>
@@ -1843,7 +1788,6 @@
                 <w:ilvl w:val="2"/>
                 <w:numId w:val="2"/>
               </w:numPr>
-              <w:spacing w:line="276" w:lineRule="auto"/>
               <w:ind w:right="992"/>
               <w:jc w:val="both"/>
               <w:rPr>
@@ -1858,7 +1802,23 @@
                 <w:sz w:val="22"/>
                 <w:szCs w:val="22"/>
               </w:rPr>
-              <w:t>Change in sop format.</w:t>
+              <w:t xml:space="preserve">Change in </w:t>
+            </w:r>
+            <w:r>
+              <w:rPr>
+                <w:rFonts w:asciiTheme="minorHAnsi" w:eastAsia="Calibri" w:hAnsiTheme="minorHAnsi" w:cstheme="minorHAnsi"/>
+                <w:sz w:val="22"/>
+                <w:szCs w:val="22"/>
+              </w:rPr>
+              <w:t>SOP</w:t>
+            </w:r>
+            <w:r>
+              <w:rPr>
+                <w:rFonts w:asciiTheme="minorHAnsi" w:eastAsia="Calibri" w:hAnsiTheme="minorHAnsi" w:cstheme="minorHAnsi"/>
+                <w:sz w:val="22"/>
+                <w:szCs w:val="22"/>
+              </w:rPr>
+              <w:t xml:space="preserve"> format.</w:t>
             </w:r>
           </w:p>
           <w:p>
@@ -1867,7 +1827,6 @@
                 <w:ilvl w:val="2"/>
                 <w:numId w:val="2"/>
               </w:numPr>
-              <w:spacing w:line="276" w:lineRule="auto"/>
               <w:ind w:right="992"/>
               <w:jc w:val="both"/>
               <w:rPr>
@@ -1890,7 +1849,6 @@
     </w:tbl>
     <w:p>
       <w:pPr>
-        <w:spacing w:line="276" w:lineRule="auto"/>
         <w:jc w:val="both"/>
         <w:rPr>
           <w:rFonts w:asciiTheme="minorHAnsi" w:hAnsiTheme="minorHAnsi" w:cstheme="minorHAnsi"/>
@@ -1913,37 +1871,10 @@
         </w:rPr>
       </w:pPr>
     </w:p>
-    <w:p>
-      <w:pPr>
-        <w:tabs>
-          <w:tab w:val="left" w:pos="360"/>
-          <w:tab w:val="left" w:pos="450"/>
-        </w:tabs>
-        <w:jc w:val="both"/>
-        <w:rPr>
-          <w:rFonts w:asciiTheme="minorHAnsi" w:hAnsiTheme="minorHAnsi" w:cstheme="minorHAnsi"/>
-          <w:sz w:val="22"/>
-          <w:szCs w:val="22"/>
-        </w:rPr>
-      </w:pPr>
-    </w:p>
-    <w:p>
-      <w:pPr>
-        <w:tabs>
-          <w:tab w:val="left" w:pos="360"/>
-          <w:tab w:val="left" w:pos="450"/>
-        </w:tabs>
-        <w:jc w:val="both"/>
-        <w:rPr>
-          <w:rFonts w:asciiTheme="minorHAnsi" w:hAnsiTheme="minorHAnsi" w:cstheme="minorHAnsi"/>
-          <w:sz w:val="22"/>
-          <w:szCs w:val="22"/>
-        </w:rPr>
-      </w:pPr>
-    </w:p>
     <w:p/>
     <w:sectPr>
-      <w:headerReference w:type="default" r:id="rId9"/>
+      <w:headerReference w:type="default" r:id="rId8"/>
+      <w:footerReference w:type="default" r:id="rId9"/>
       <w:pgSz w:w="12240" w:h="15840"/>
       <w:pgMar w:top="1440" w:right="1440" w:bottom="1440" w:left="1440" w:header="720" w:footer="720" w:gutter="0"/>
       <w:cols w:space="720"/>
@@ -1954,7 +1885,7 @@
 </file>
 
 <file path=word/endnotes.xml><?xml version="1.0" encoding="utf-8"?>
-<w:endnotes xmlns:wpc="http://schemas.microsoft.com/office/word/2010/wordprocessingCanvas" xmlns:mc="http://schemas.openxmlformats.org/markup-compatibility/2006" xmlns:o="urn:schemas-microsoft-com:office:office" xmlns:r="http://schemas.openxmlformats.org/officeDocument/2006/relationships" xmlns:m="http://schemas.openxmlformats.org/officeDocument/2006/math" xmlns:v="urn:schemas-microsoft-com:vml" xmlns:wp14="http://schemas.microsoft.com/office/word/2010/wordprocessingDrawing" xmlns:wp="http://schemas.openxmlformats.org/drawingml/2006/wordprocessingDrawing" xmlns:w10="urn:schemas-microsoft-com:office:word" xmlns:w="http://schemas.openxmlformats.org/wordprocessingml/2006/main" xmlns:w14="http://schemas.microsoft.com/office/word/2010/wordml" xmlns:wpg="http://schemas.microsoft.com/office/word/2010/wordprocessingGroup" xmlns:wpi="http://schemas.microsoft.com/office/word/2010/wordprocessingInk" xmlns:wne="http://schemas.microsoft.com/office/word/2006/wordml" xmlns:wps="http://schemas.microsoft.com/office/word/2010/wordprocessingShape" mc:Ignorable="w14 wp14">
+<w:endnotes xmlns:wpc="http://schemas.microsoft.com/office/word/2010/wordprocessingCanvas" xmlns:cx="http://schemas.microsoft.com/office/drawing/2014/chartex" xmlns:cx1="http://schemas.microsoft.com/office/drawing/2015/9/8/chartex" xmlns:cx2="http://schemas.microsoft.com/office/drawing/2015/10/21/chartex" xmlns:cx3="http://schemas.microsoft.com/office/drawing/2016/5/9/chartex" xmlns:cx4="http://schemas.microsoft.com/office/drawing/2016/5/10/chartex" xmlns:cx5="http://schemas.microsoft.com/office/drawing/2016/5/11/chartex" xmlns:cx6="http://schemas.microsoft.com/office/drawing/2016/5/12/chartex" xmlns:cx7="http://schemas.microsoft.com/office/drawing/2016/5/13/chartex" xmlns:cx8="http://schemas.microsoft.com/office/drawing/2016/5/14/chartex" xmlns:mc="http://schemas.openxmlformats.org/markup-compatibility/2006" xmlns:aink="http://schemas.microsoft.com/office/drawing/2016/ink" xmlns:am3d="http://schemas.microsoft.com/office/drawing/2017/model3d" xmlns:o="urn:schemas-microsoft-com:office:office" xmlns:oel="http://schemas.microsoft.com/office/2019/extlst" xmlns:r="http://schemas.openxmlformats.org/officeDocument/2006/relationships" xmlns:m="http://schemas.openxmlformats.org/officeDocument/2006/math" xmlns:v="urn:schemas-microsoft-com:vml" xmlns:wp14="http://schemas.microsoft.com/office/word/2010/wordprocessingDrawing" xmlns:wp="http://schemas.openxmlformats.org/drawingml/2006/wordprocessingDrawing" xmlns:w10="urn:schemas-microsoft-com:office:word" xmlns:w="http://schemas.openxmlformats.org/wordprocessingml/2006/main" xmlns:w14="http://schemas.microsoft.com/office/word/2010/wordml" xmlns:w15="http://schemas.microsoft.com/office/word/2012/wordml" xmlns:w16cex="http://schemas.microsoft.com/office/word/2018/wordml/cex" xmlns:w16cid="http://schemas.microsoft.com/office/word/2016/wordml/cid" xmlns:w16="http://schemas.microsoft.com/office/word/2018/wordml" xmlns:w16sdtdh="http://schemas.microsoft.com/office/word/2020/wordml/sdtdatahash" xmlns:w16se="http://schemas.microsoft.com/office/word/2015/wordml/symex" xmlns:wpg="http://schemas.microsoft.com/office/word/2010/wordprocessingGroup" xmlns:wpi="http://schemas.microsoft.com/office/word/2010/wordprocessingInk" xmlns:wne="http://schemas.microsoft.com/office/word/2006/wordml" xmlns:wps="http://schemas.microsoft.com/office/word/2010/wordprocessingShape" mc:Ignorable="w14 w15 w16se w16cid w16 w16cex w16sdtdh wp14">
   <w:endnote w:type="separator" w:id="-1">
     <w:p>
       <w:r>
@@ -1972,8 +1903,152 @@
 </w:endnotes>
 </file>
 
+<file path=word/footer1.xml><?xml version="1.0" encoding="utf-8"?>
+<w:ftr xmlns:wpc="http://schemas.microsoft.com/office/word/2010/wordprocessingCanvas" xmlns:cx="http://schemas.microsoft.com/office/drawing/2014/chartex" xmlns:cx1="http://schemas.microsoft.com/office/drawing/2015/9/8/chartex" xmlns:cx2="http://schemas.microsoft.com/office/drawing/2015/10/21/chartex" xmlns:cx3="http://schemas.microsoft.com/office/drawing/2016/5/9/chartex" xmlns:cx4="http://schemas.microsoft.com/office/drawing/2016/5/10/chartex" xmlns:cx5="http://schemas.microsoft.com/office/drawing/2016/5/11/chartex" xmlns:cx6="http://schemas.microsoft.com/office/drawing/2016/5/12/chartex" xmlns:cx7="http://schemas.microsoft.com/office/drawing/2016/5/13/chartex" xmlns:cx8="http://schemas.microsoft.com/office/drawing/2016/5/14/chartex" xmlns:mc="http://schemas.openxmlformats.org/markup-compatibility/2006" xmlns:aink="http://schemas.microsoft.com/office/drawing/2016/ink" xmlns:am3d="http://schemas.microsoft.com/office/drawing/2017/model3d" xmlns:o="urn:schemas-microsoft-com:office:office" xmlns:oel="http://schemas.microsoft.com/office/2019/extlst" xmlns:r="http://schemas.openxmlformats.org/officeDocument/2006/relationships" xmlns:m="http://schemas.openxmlformats.org/officeDocument/2006/math" xmlns:v="urn:schemas-microsoft-com:vml" xmlns:wp14="http://schemas.microsoft.com/office/word/2010/wordprocessingDrawing" xmlns:wp="http://schemas.openxmlformats.org/drawingml/2006/wordprocessingDrawing" xmlns:w10="urn:schemas-microsoft-com:office:word" xmlns:w="http://schemas.openxmlformats.org/wordprocessingml/2006/main" xmlns:w14="http://schemas.microsoft.com/office/word/2010/wordml" xmlns:w15="http://schemas.microsoft.com/office/word/2012/wordml" xmlns:w16cex="http://schemas.microsoft.com/office/word/2018/wordml/cex" xmlns:w16cid="http://schemas.microsoft.com/office/word/2016/wordml/cid" xmlns:w16="http://schemas.microsoft.com/office/word/2018/wordml" xmlns:w16sdtdh="http://schemas.microsoft.com/office/word/2020/wordml/sdtdatahash" xmlns:w16se="http://schemas.microsoft.com/office/word/2015/wordml/symex" xmlns:wpg="http://schemas.microsoft.com/office/word/2010/wordprocessingGroup" xmlns:wpi="http://schemas.microsoft.com/office/word/2010/wordprocessingInk" xmlns:wne="http://schemas.microsoft.com/office/word/2006/wordml" xmlns:wps="http://schemas.microsoft.com/office/word/2010/wordprocessingShape" mc:Ignorable="w14 w15 w16se w16cid w16 w16cex w16sdtdh wp14">
+  <w:sdt>
+    <w:sdtPr>
+      <w:rPr>
+        <w:rFonts w:asciiTheme="minorHAnsi" w:hAnsiTheme="minorHAnsi" w:cstheme="minorHAnsi"/>
+      </w:rPr>
+      <w:id w:val="1013105589"/>
+      <w:docPartObj>
+        <w:docPartGallery w:val="Page Numbers (Bottom of Page)"/>
+        <w:docPartUnique/>
+      </w:docPartObj>
+    </w:sdtPr>
+    <w:sdtContent>
+      <w:sdt>
+        <w:sdtPr>
+          <w:rPr>
+            <w:rFonts w:asciiTheme="minorHAnsi" w:hAnsiTheme="minorHAnsi" w:cstheme="minorHAnsi"/>
+          </w:rPr>
+          <w:id w:val="-1769616900"/>
+          <w:docPartObj>
+            <w:docPartGallery w:val="Page Numbers (Top of Page)"/>
+            <w:docPartUnique/>
+          </w:docPartObj>
+        </w:sdtPr>
+        <w:sdtContent>
+          <w:p>
+            <w:pPr>
+              <w:pStyle w:val="Footer"/>
+              <w:jc w:val="right"/>
+              <w:rPr>
+                <w:rFonts w:asciiTheme="minorHAnsi" w:hAnsiTheme="minorHAnsi" w:cstheme="minorHAnsi"/>
+              </w:rPr>
+            </w:pPr>
+            <w:r>
+              <w:rPr>
+                <w:rFonts w:asciiTheme="minorHAnsi" w:hAnsiTheme="minorHAnsi" w:cstheme="minorHAnsi"/>
+              </w:rPr>
+              <w:t xml:space="preserve">Page </w:t>
+            </w:r>
+            <w:r>
+              <w:rPr>
+                <w:rFonts w:asciiTheme="minorHAnsi" w:hAnsiTheme="minorHAnsi" w:cstheme="minorHAnsi"/>
+                <w:b/>
+                <w:bCs/>
+              </w:rPr>
+              <w:fldChar w:fldCharType="begin"/>
+            </w:r>
+            <w:r>
+              <w:rPr>
+                <w:rFonts w:asciiTheme="minorHAnsi" w:hAnsiTheme="minorHAnsi" w:cstheme="minorHAnsi"/>
+                <w:b/>
+                <w:bCs/>
+              </w:rPr>
+              <w:instrText xml:space="preserve"> PAGE </w:instrText>
+            </w:r>
+            <w:r>
+              <w:rPr>
+                <w:rFonts w:asciiTheme="minorHAnsi" w:hAnsiTheme="minorHAnsi" w:cstheme="minorHAnsi"/>
+                <w:b/>
+                <w:bCs/>
+              </w:rPr>
+              <w:fldChar w:fldCharType="separate"/>
+            </w:r>
+            <w:r>
+              <w:rPr>
+                <w:rFonts w:asciiTheme="minorHAnsi" w:hAnsiTheme="minorHAnsi" w:cstheme="minorHAnsi"/>
+                <w:b/>
+                <w:bCs/>
+                <w:noProof/>
+              </w:rPr>
+              <w:t>2</w:t>
+            </w:r>
+            <w:r>
+              <w:rPr>
+                <w:rFonts w:asciiTheme="minorHAnsi" w:hAnsiTheme="minorHAnsi" w:cstheme="minorHAnsi"/>
+                <w:b/>
+                <w:bCs/>
+              </w:rPr>
+              <w:fldChar w:fldCharType="end"/>
+            </w:r>
+            <w:r>
+              <w:rPr>
+                <w:rFonts w:asciiTheme="minorHAnsi" w:hAnsiTheme="minorHAnsi" w:cstheme="minorHAnsi"/>
+              </w:rPr>
+              <w:t xml:space="preserve"> of </w:t>
+            </w:r>
+            <w:r>
+              <w:rPr>
+                <w:rFonts w:asciiTheme="minorHAnsi" w:hAnsiTheme="minorHAnsi" w:cstheme="minorHAnsi"/>
+                <w:b/>
+                <w:bCs/>
+              </w:rPr>
+              <w:fldChar w:fldCharType="begin"/>
+            </w:r>
+            <w:r>
+              <w:rPr>
+                <w:rFonts w:asciiTheme="minorHAnsi" w:hAnsiTheme="minorHAnsi" w:cstheme="minorHAnsi"/>
+                <w:b/>
+                <w:bCs/>
+              </w:rPr>
+              <w:instrText xml:space="preserve"> NUMPAGES  </w:instrText>
+            </w:r>
+            <w:r>
+              <w:rPr>
+                <w:rFonts w:asciiTheme="minorHAnsi" w:hAnsiTheme="minorHAnsi" w:cstheme="minorHAnsi"/>
+                <w:b/>
+                <w:bCs/>
+              </w:rPr>
+              <w:fldChar w:fldCharType="separate"/>
+            </w:r>
+            <w:r>
+              <w:rPr>
+                <w:rFonts w:asciiTheme="minorHAnsi" w:hAnsiTheme="minorHAnsi" w:cstheme="minorHAnsi"/>
+                <w:b/>
+                <w:bCs/>
+                <w:noProof/>
+              </w:rPr>
+              <w:t>2</w:t>
+            </w:r>
+            <w:r>
+              <w:rPr>
+                <w:rFonts w:asciiTheme="minorHAnsi" w:hAnsiTheme="minorHAnsi" w:cstheme="minorHAnsi"/>
+                <w:b/>
+                <w:bCs/>
+              </w:rPr>
+              <w:fldChar w:fldCharType="end"/>
+            </w:r>
+          </w:p>
+        </w:sdtContent>
+      </w:sdt>
+    </w:sdtContent>
+  </w:sdt>
+  <w:p>
+    <w:pPr>
+      <w:pStyle w:val="Footer"/>
+      <w:rPr>
+        <w:rFonts w:asciiTheme="minorHAnsi" w:hAnsiTheme="minorHAnsi" w:cstheme="minorHAnsi"/>
+      </w:rPr>
+    </w:pPr>
+  </w:p>
+</w:ftr>
+</file>
+
 <file path=word/footnotes.xml><?xml version="1.0" encoding="utf-8"?>
-<w:footnotes xmlns:wpc="http://schemas.microsoft.com/office/word/2010/wordprocessingCanvas" xmlns:mc="http://schemas.openxmlformats.org/markup-compatibility/2006" xmlns:o="urn:schemas-microsoft-com:office:office" xmlns:r="http://schemas.openxmlformats.org/officeDocument/2006/relationships" xmlns:m="http://schemas.openxmlformats.org/officeDocument/2006/math" xmlns:v="urn:schemas-microsoft-com:vml" xmlns:wp14="http://schemas.microsoft.com/office/word/2010/wordprocessingDrawing" xmlns:wp="http://schemas.openxmlformats.org/drawingml/2006/wordprocessingDrawing" xmlns:w10="urn:schemas-microsoft-com:office:word" xmlns:w="http://schemas.openxmlformats.org/wordprocessingml/2006/main" xmlns:w14="http://schemas.microsoft.com/office/word/2010/wordml" xmlns:wpg="http://schemas.microsoft.com/office/word/2010/wordprocessingGroup" xmlns:wpi="http://schemas.microsoft.com/office/word/2010/wordprocessingInk" xmlns:wne="http://schemas.microsoft.com/office/word/2006/wordml" xmlns:wps="http://schemas.microsoft.com/office/word/2010/wordprocessingShape" mc:Ignorable="w14 wp14">
+<w:footnotes xmlns:wpc="http://schemas.microsoft.com/office/word/2010/wordprocessingCanvas" xmlns:cx="http://schemas.microsoft.com/office/drawing/2014/chartex" xmlns:cx1="http://schemas.microsoft.com/office/drawing/2015/9/8/chartex" xmlns:cx2="http://schemas.microsoft.com/office/drawing/2015/10/21/chartex" xmlns:cx3="http://schemas.microsoft.com/office/drawing/2016/5/9/chartex" xmlns:cx4="http://schemas.microsoft.com/office/drawing/2016/5/10/chartex" xmlns:cx5="http://schemas.microsoft.com/office/drawing/2016/5/11/chartex" xmlns:cx6="http://schemas.microsoft.com/office/drawing/2016/5/12/chartex" xmlns:cx7="http://schemas.microsoft.com/office/drawing/2016/5/13/chartex" xmlns:cx8="http://schemas.microsoft.com/office/drawing/2016/5/14/chartex" xmlns:mc="http://schemas.openxmlformats.org/markup-compatibility/2006" xmlns:aink="http://schemas.microsoft.com/office/drawing/2016/ink" xmlns:am3d="http://schemas.microsoft.com/office/drawing/2017/model3d" xmlns:o="urn:schemas-microsoft-com:office:office" xmlns:oel="http://schemas.microsoft.com/office/2019/extlst" xmlns:r="http://schemas.openxmlformats.org/officeDocument/2006/relationships" xmlns:m="http://schemas.openxmlformats.org/officeDocument/2006/math" xmlns:v="urn:schemas-microsoft-com:vml" xmlns:wp14="http://schemas.microsoft.com/office/word/2010/wordprocessingDrawing" xmlns:wp="http://schemas.openxmlformats.org/drawingml/2006/wordprocessingDrawing" xmlns:w10="urn:schemas-microsoft-com:office:word" xmlns:w="http://schemas.openxmlformats.org/wordprocessingml/2006/main" xmlns:w14="http://schemas.microsoft.com/office/word/2010/wordml" xmlns:w15="http://schemas.microsoft.com/office/word/2012/wordml" xmlns:w16cex="http://schemas.microsoft.com/office/word/2018/wordml/cex" xmlns:w16cid="http://schemas.microsoft.com/office/word/2016/wordml/cid" xmlns:w16="http://schemas.microsoft.com/office/word/2018/wordml" xmlns:w16sdtdh="http://schemas.microsoft.com/office/word/2020/wordml/sdtdatahash" xmlns:w16se="http://schemas.microsoft.com/office/word/2015/wordml/symex" xmlns:wpg="http://schemas.microsoft.com/office/word/2010/wordprocessingGroup" xmlns:wpi="http://schemas.microsoft.com/office/word/2010/wordprocessingInk" xmlns:wne="http://schemas.microsoft.com/office/word/2006/wordml" xmlns:wps="http://schemas.microsoft.com/office/word/2010/wordprocessingShape" mc:Ignorable="w14 w15 w16se w16cid w16 w16cex w16sdtdh wp14">
   <w:footnote w:type="separator" w:id="-1">
     <w:p>
       <w:r>
@@ -1992,7 +2067,7 @@
 </file>
 
 <file path=word/header1.xml><?xml version="1.0" encoding="utf-8"?>
-<w:hdr xmlns:wpc="http://schemas.microsoft.com/office/word/2010/wordprocessingCanvas" xmlns:mc="http://schemas.openxmlformats.org/markup-compatibility/2006" xmlns:o="urn:schemas-microsoft-com:office:office" xmlns:r="http://schemas.openxmlformats.org/officeDocument/2006/relationships" xmlns:m="http://schemas.openxmlformats.org/officeDocument/2006/math" xmlns:v="urn:schemas-microsoft-com:vml" xmlns:wp14="http://schemas.microsoft.com/office/word/2010/wordprocessingDrawing" xmlns:wp="http://schemas.openxmlformats.org/drawingml/2006/wordprocessingDrawing" xmlns:w10="urn:schemas-microsoft-com:office:word" xmlns:w="http://schemas.openxmlformats.org/wordprocessingml/2006/main" xmlns:w14="http://schemas.microsoft.com/office/word/2010/wordml" xmlns:wpg="http://schemas.microsoft.com/office/word/2010/wordprocessingGroup" xmlns:wpi="http://schemas.microsoft.com/office/word/2010/wordprocessingInk" xmlns:wne="http://schemas.microsoft.com/office/word/2006/wordml" xmlns:wps="http://schemas.microsoft.com/office/word/2010/wordprocessingShape" mc:Ignorable="w14 wp14">
+<w:hdr xmlns:wpc="http://schemas.microsoft.com/office/word/2010/wordprocessingCanvas" xmlns:cx="http://schemas.microsoft.com/office/drawing/2014/chartex" xmlns:cx1="http://schemas.microsoft.com/office/drawing/2015/9/8/chartex" xmlns:cx2="http://schemas.microsoft.com/office/drawing/2015/10/21/chartex" xmlns:cx3="http://schemas.microsoft.com/office/drawing/2016/5/9/chartex" xmlns:cx4="http://schemas.microsoft.com/office/drawing/2016/5/10/chartex" xmlns:cx5="http://schemas.microsoft.com/office/drawing/2016/5/11/chartex" xmlns:cx6="http://schemas.microsoft.com/office/drawing/2016/5/12/chartex" xmlns:cx7="http://schemas.microsoft.com/office/drawing/2016/5/13/chartex" xmlns:cx8="http://schemas.microsoft.com/office/drawing/2016/5/14/chartex" xmlns:mc="http://schemas.openxmlformats.org/markup-compatibility/2006" xmlns:aink="http://schemas.microsoft.com/office/drawing/2016/ink" xmlns:am3d="http://schemas.microsoft.com/office/drawing/2017/model3d" xmlns:o="urn:schemas-microsoft-com:office:office" xmlns:oel="http://schemas.microsoft.com/office/2019/extlst" xmlns:r="http://schemas.openxmlformats.org/officeDocument/2006/relationships" xmlns:m="http://schemas.openxmlformats.org/officeDocument/2006/math" xmlns:v="urn:schemas-microsoft-com:vml" xmlns:wp14="http://schemas.microsoft.com/office/word/2010/wordprocessingDrawing" xmlns:wp="http://schemas.openxmlformats.org/drawingml/2006/wordprocessingDrawing" xmlns:w10="urn:schemas-microsoft-com:office:word" xmlns:w="http://schemas.openxmlformats.org/wordprocessingml/2006/main" xmlns:w14="http://schemas.microsoft.com/office/word/2010/wordml" xmlns:w15="http://schemas.microsoft.com/office/word/2012/wordml" xmlns:w16cex="http://schemas.microsoft.com/office/word/2018/wordml/cex" xmlns:w16cid="http://schemas.microsoft.com/office/word/2016/wordml/cid" xmlns:w16="http://schemas.microsoft.com/office/word/2018/wordml" xmlns:w16sdtdh="http://schemas.microsoft.com/office/word/2020/wordml/sdtdatahash" xmlns:w16se="http://schemas.microsoft.com/office/word/2015/wordml/symex" xmlns:wpg="http://schemas.microsoft.com/office/word/2010/wordprocessingGroup" xmlns:wpi="http://schemas.microsoft.com/office/word/2010/wordprocessingInk" xmlns:wne="http://schemas.microsoft.com/office/word/2006/wordml" xmlns:wps="http://schemas.microsoft.com/office/word/2010/wordprocessingShape" mc:Ignorable="w14 w15 w16se w16cid w16 w16cex w16sdtdh wp14">
   <w:p>
     <w:pPr>
       <w:pStyle w:val="Header"/>
@@ -2001,7 +2076,7 @@
       <w:rPr>
         <w:noProof/>
       </w:rPr>
-      <w:pict>
+      <w:pict w14:anchorId="45A54CEE">
         <v:shapetype id="_x0000_t136" coordsize="21600,21600" o:spt="136" adj="10800" path="m@7,l@8,m@5,21600l@6,21600e">
           <v:formulas>
             <v:f eqn="sum #0 0 10800"/>
@@ -2026,7 +2101,7 @@
           </v:handles>
           <o:lock v:ext="edit" text="t" shapetype="t"/>
         </v:shapetype>
-        <v:shape id="PowerPlusWaterMarkObject615578002" o:spid="_x0000_s2049" type="#_x0000_t136" style="position:absolute;margin-left:0;margin-top:0;width:585.15pt;height:125.35pt;rotation:315;z-index:-251658752;mso-position-horizontal:center;mso-position-horizontal-relative:margin;mso-position-vertical:center;mso-position-vertical-relative:margin" o:allowincell="f" fillcolor="silver" stroked="f">
+        <v:shape id="PowerPlusWaterMarkObject615578002" o:spid="_x0000_s1025" type="#_x0000_t136" style="position:absolute;margin-left:0;margin-top:0;width:585.15pt;height:125.35pt;rotation:315;z-index:-251658752;mso-position-horizontal:center;mso-position-horizontal-relative:margin;mso-position-vertical:center;mso-position-vertical-relative:margin" o:allowincell="f" fillcolor="silver" stroked="f">
           <v:fill opacity=".5"/>
           <v:textpath style="font-family:&quot;Calibri&quot;;font-size:1pt" string="BIOMEDICAL LTD"/>
           <w10:wrap anchorx="margin" anchory="margin"/>
@@ -2036,7 +2111,7 @@
   </w:p>
   <w:tbl>
     <w:tblPr>
-      <w:tblW w:w="0" w:type="auto"/>
+      <w:tblW w:w="10370" w:type="dxa"/>
       <w:tblBorders>
         <w:top w:val="single" w:sz="4" w:space="0" w:color="000000"/>
         <w:left w:val="single" w:sz="4" w:space="0" w:color="000000"/>
@@ -2048,19 +2123,19 @@
       <w:tblLook w:val="04A0" w:firstRow="1" w:lastRow="0" w:firstColumn="1" w:lastColumn="0" w:noHBand="0" w:noVBand="1"/>
     </w:tblPr>
     <w:tblGrid>
-      <w:gridCol w:w="1930"/>
-      <w:gridCol w:w="1397"/>
-      <w:gridCol w:w="3195"/>
-      <w:gridCol w:w="1576"/>
-      <w:gridCol w:w="1478"/>
+      <w:gridCol w:w="2090"/>
+      <w:gridCol w:w="1513"/>
+      <w:gridCol w:w="3460"/>
+      <w:gridCol w:w="1707"/>
+      <w:gridCol w:w="1600"/>
     </w:tblGrid>
     <w:tr>
       <w:trPr>
-        <w:trHeight w:val="713"/>
+        <w:trHeight w:val="733"/>
       </w:trPr>
       <w:tc>
         <w:tcPr>
-          <w:tcW w:w="1951" w:type="dxa"/>
+          <w:tcW w:w="2090" w:type="dxa"/>
           <w:vMerge w:val="restart"/>
           <w:shd w:val="clear" w:color="auto" w:fill="auto"/>
         </w:tcPr>
@@ -2075,17 +2150,16 @@
           </w:pPr>
           <w:r>
             <w:rPr>
-              <w:rFonts w:ascii="Calibri" w:eastAsia="Calibri" w:hAnsi="Calibri" w:cs="Calibri"/>
+              <w:rFonts w:eastAsia="Calibri"/>
               <w:i/>
               <w:noProof/>
-              <w:sz w:val="22"/>
-              <w:szCs w:val="22"/>
+              <w:color w:val="000000" w:themeColor="text1"/>
             </w:rPr>
             <w:drawing>
-              <wp:inline distT="0" distB="0" distL="0" distR="0" wp14:anchorId="3E331FA1" wp14:editId="4A514A70">
+              <wp:inline distT="0" distB="0" distL="0" distR="0" wp14:anchorId="66ECD391" wp14:editId="267D4BA0">
                 <wp:extent cx="1019175" cy="904875"/>
                 <wp:effectExtent l="0" t="0" r="9525" b="0"/>
-                <wp:docPr id="4" name="Picture 4" descr="C:\Users\MR MICHAEL OMOSEBI\Desktop\biologo.png"/>
+                <wp:docPr id="362009921" name="Picture 1" descr="C:\Users\MR MICHAEL OMOSEBI\Desktop\biologo.png"/>
                 <wp:cNvGraphicFramePr>
                   <a:graphicFrameLocks xmlns:a="http://schemas.openxmlformats.org/drawingml/2006/main" noChangeAspect="1"/>
                 </wp:cNvGraphicFramePr>
@@ -2134,7 +2208,7 @@
       </w:tc>
       <w:tc>
         <w:tcPr>
-          <w:tcW w:w="6804" w:type="dxa"/>
+          <w:tcW w:w="6680" w:type="dxa"/>
           <w:gridSpan w:val="3"/>
           <w:shd w:val="clear" w:color="auto" w:fill="auto"/>
         </w:tcPr>
@@ -2215,7 +2289,7 @@
       </w:tc>
       <w:tc>
         <w:tcPr>
-          <w:tcW w:w="1541" w:type="dxa"/>
+          <w:tcW w:w="1600" w:type="dxa"/>
           <w:vMerge w:val="restart"/>
           <w:shd w:val="clear" w:color="auto" w:fill="auto"/>
         </w:tcPr>
@@ -2248,11 +2322,11 @@
     </w:tr>
     <w:tr>
       <w:trPr>
-        <w:trHeight w:val="712"/>
+        <w:trHeight w:val="732"/>
       </w:trPr>
       <w:tc>
         <w:tcPr>
-          <w:tcW w:w="1951" w:type="dxa"/>
+          <w:tcW w:w="2090" w:type="dxa"/>
           <w:vMerge/>
           <w:shd w:val="clear" w:color="auto" w:fill="auto"/>
         </w:tcPr>
@@ -2271,7 +2345,7 @@
       </w:tc>
       <w:tc>
         <w:tcPr>
-          <w:tcW w:w="6804" w:type="dxa"/>
+          <w:tcW w:w="6680" w:type="dxa"/>
           <w:gridSpan w:val="3"/>
           <w:shd w:val="clear" w:color="auto" w:fill="auto"/>
         </w:tcPr>
@@ -2306,7 +2380,7 @@
       </w:tc>
       <w:tc>
         <w:tcPr>
-          <w:tcW w:w="1541" w:type="dxa"/>
+          <w:tcW w:w="1600" w:type="dxa"/>
           <w:vMerge/>
           <w:shd w:val="clear" w:color="auto" w:fill="auto"/>
         </w:tcPr>
@@ -2324,11 +2398,11 @@
     </w:tr>
     <w:tr>
       <w:trPr>
-        <w:trHeight w:val="188"/>
+        <w:trHeight w:val="193"/>
       </w:trPr>
       <w:tc>
         <w:tcPr>
-          <w:tcW w:w="1951" w:type="dxa"/>
+          <w:tcW w:w="2090" w:type="dxa"/>
           <w:vMerge w:val="restart"/>
           <w:shd w:val="clear" w:color="auto" w:fill="auto"/>
         </w:tcPr>
@@ -2354,7 +2428,7 @@
       </w:tc>
       <w:tc>
         <w:tcPr>
-          <w:tcW w:w="1418" w:type="dxa"/>
+          <w:tcW w:w="1513" w:type="dxa"/>
           <w:vMerge w:val="restart"/>
           <w:shd w:val="clear" w:color="auto" w:fill="auto"/>
         </w:tcPr>
@@ -2379,7 +2453,7 @@
       </w:tc>
       <w:tc>
         <w:tcPr>
-          <w:tcW w:w="3685" w:type="dxa"/>
+          <w:tcW w:w="3460" w:type="dxa"/>
           <w:vMerge w:val="restart"/>
           <w:shd w:val="clear" w:color="auto" w:fill="auto"/>
         </w:tcPr>
@@ -2458,11 +2532,21 @@
             </w:rPr>
             <w:t>-</w:t>
           </w:r>
+          <w:r>
+            <w:rPr>
+              <w:rFonts w:ascii="Calibri" w:eastAsia="Calibri" w:hAnsi="Calibri" w:cs="Calibri"/>
+              <w:b/>
+              <w:bCs/>
+              <w:sz w:val="28"/>
+              <w:szCs w:val="28"/>
+            </w:rPr>
+            <w:t>041</w:t>
+          </w:r>
         </w:p>
       </w:tc>
       <w:tc>
         <w:tcPr>
-          <w:tcW w:w="1701" w:type="dxa"/>
+          <w:tcW w:w="1706" w:type="dxa"/>
           <w:shd w:val="clear" w:color="auto" w:fill="auto"/>
           <w:vAlign w:val="bottom"/>
         </w:tcPr>
@@ -2489,7 +2573,7 @@
       </w:tc>
       <w:tc>
         <w:tcPr>
-          <w:tcW w:w="1541" w:type="dxa"/>
+          <w:tcW w:w="1600" w:type="dxa"/>
           <w:shd w:val="clear" w:color="auto" w:fill="auto"/>
           <w:vAlign w:val="bottom"/>
         </w:tcPr>
@@ -2516,11 +2600,11 @@
     </w:tr>
     <w:tr>
       <w:trPr>
-        <w:trHeight w:val="187"/>
+        <w:trHeight w:val="192"/>
       </w:trPr>
       <w:tc>
         <w:tcPr>
-          <w:tcW w:w="1951" w:type="dxa"/>
+          <w:tcW w:w="2090" w:type="dxa"/>
           <w:vMerge/>
           <w:shd w:val="clear" w:color="auto" w:fill="auto"/>
         </w:tcPr>
@@ -2538,7 +2622,7 @@
       </w:tc>
       <w:tc>
         <w:tcPr>
-          <w:tcW w:w="1418" w:type="dxa"/>
+          <w:tcW w:w="1513" w:type="dxa"/>
           <w:vMerge/>
           <w:shd w:val="clear" w:color="auto" w:fill="auto"/>
         </w:tcPr>
@@ -2555,7 +2639,7 @@
       </w:tc>
       <w:tc>
         <w:tcPr>
-          <w:tcW w:w="3685" w:type="dxa"/>
+          <w:tcW w:w="3460" w:type="dxa"/>
           <w:vMerge/>
           <w:shd w:val="clear" w:color="auto" w:fill="auto"/>
         </w:tcPr>
@@ -2573,7 +2657,7 @@
       </w:tc>
       <w:tc>
         <w:tcPr>
-          <w:tcW w:w="1701" w:type="dxa"/>
+          <w:tcW w:w="1706" w:type="dxa"/>
           <w:shd w:val="clear" w:color="auto" w:fill="auto"/>
           <w:vAlign w:val="bottom"/>
         </w:tcPr>
@@ -2601,7 +2685,7 @@
       </w:tc>
       <w:tc>
         <w:tcPr>
-          <w:tcW w:w="1541" w:type="dxa"/>
+          <w:tcW w:w="1600" w:type="dxa"/>
           <w:shd w:val="clear" w:color="auto" w:fill="auto"/>
         </w:tcPr>
         <w:p>
@@ -2667,11 +2751,11 @@
     </w:tr>
     <w:tr>
       <w:trPr>
-        <w:trHeight w:val="367"/>
+        <w:trHeight w:val="377"/>
       </w:trPr>
       <w:tc>
         <w:tcPr>
-          <w:tcW w:w="1951" w:type="dxa"/>
+          <w:tcW w:w="2090" w:type="dxa"/>
           <w:shd w:val="clear" w:color="auto" w:fill="auto"/>
         </w:tcPr>
         <w:p>
@@ -2697,7 +2781,7 @@
       </w:tc>
       <w:tc>
         <w:tcPr>
-          <w:tcW w:w="1418" w:type="dxa"/>
+          <w:tcW w:w="1513" w:type="dxa"/>
           <w:shd w:val="clear" w:color="auto" w:fill="auto"/>
         </w:tcPr>
         <w:p>
@@ -2739,7 +2823,7 @@
       </w:tc>
       <w:tc>
         <w:tcPr>
-          <w:tcW w:w="3685" w:type="dxa"/>
+          <w:tcW w:w="3460" w:type="dxa"/>
           <w:vMerge/>
           <w:shd w:val="clear" w:color="auto" w:fill="auto"/>
         </w:tcPr>
@@ -2756,7 +2840,7 @@
       </w:tc>
       <w:tc>
         <w:tcPr>
-          <w:tcW w:w="1701" w:type="dxa"/>
+          <w:tcW w:w="1706" w:type="dxa"/>
           <w:shd w:val="clear" w:color="auto" w:fill="auto"/>
           <w:vAlign w:val="bottom"/>
         </w:tcPr>
@@ -2783,7 +2867,7 @@
       </w:tc>
       <w:tc>
         <w:tcPr>
-          <w:tcW w:w="1541" w:type="dxa"/>
+          <w:tcW w:w="1600" w:type="dxa"/>
           <w:shd w:val="clear" w:color="auto" w:fill="auto"/>
           <w:vAlign w:val="bottom"/>
         </w:tcPr>
@@ -2829,9 +2913,12 @@
       </w:tc>
     </w:tr>
     <w:tr>
+      <w:trPr>
+        <w:trHeight w:val="555"/>
+      </w:trPr>
       <w:tc>
         <w:tcPr>
-          <w:tcW w:w="3369" w:type="dxa"/>
+          <w:tcW w:w="3603" w:type="dxa"/>
           <w:gridSpan w:val="2"/>
           <w:shd w:val="clear" w:color="auto" w:fill="auto"/>
         </w:tcPr>
@@ -2872,7 +2959,7 @@
       </w:tc>
       <w:tc>
         <w:tcPr>
-          <w:tcW w:w="3685" w:type="dxa"/>
+          <w:tcW w:w="3460" w:type="dxa"/>
           <w:shd w:val="clear" w:color="auto" w:fill="auto"/>
         </w:tcPr>
         <w:p>
@@ -2900,7 +2987,7 @@
       </w:tc>
       <w:tc>
         <w:tcPr>
-          <w:tcW w:w="3242" w:type="dxa"/>
+          <w:tcW w:w="3307" w:type="dxa"/>
           <w:gridSpan w:val="2"/>
           <w:shd w:val="clear" w:color="auto" w:fill="auto"/>
         </w:tcPr>
@@ -2929,9 +3016,12 @@
       </w:tc>
     </w:tr>
     <w:tr>
+      <w:trPr>
+        <w:trHeight w:val="539"/>
+      </w:trPr>
       <w:tc>
         <w:tcPr>
-          <w:tcW w:w="3369" w:type="dxa"/>
+          <w:tcW w:w="3603" w:type="dxa"/>
           <w:gridSpan w:val="2"/>
           <w:shd w:val="clear" w:color="auto" w:fill="auto"/>
         </w:tcPr>
@@ -2968,7 +3058,7 @@
       </w:tc>
       <w:tc>
         <w:tcPr>
-          <w:tcW w:w="3685" w:type="dxa"/>
+          <w:tcW w:w="3460" w:type="dxa"/>
           <w:shd w:val="clear" w:color="auto" w:fill="auto"/>
         </w:tcPr>
         <w:p>
@@ -3004,7 +3094,7 @@
       </w:tc>
       <w:tc>
         <w:tcPr>
-          <w:tcW w:w="3242" w:type="dxa"/>
+          <w:tcW w:w="3307" w:type="dxa"/>
           <w:gridSpan w:val="2"/>
           <w:shd w:val="clear" w:color="auto" w:fill="auto"/>
         </w:tcPr>
@@ -3058,22 +3148,12 @@
       <w:pStyle w:val="Header"/>
     </w:pPr>
   </w:p>
-  <w:p>
-    <w:pPr>
-      <w:pStyle w:val="Header"/>
-    </w:pPr>
-  </w:p>
-  <w:p>
-    <w:pPr>
-      <w:pStyle w:val="Header"/>
-    </w:pPr>
-  </w:p>
 </w:hdr>
 </file>
 
 <file path=word/numbering.xml><?xml version="1.0" encoding="utf-8"?>
-<w:numbering xmlns:wpc="http://schemas.microsoft.com/office/word/2010/wordprocessingCanvas" xmlns:mc="http://schemas.openxmlformats.org/markup-compatibility/2006" xmlns:o="urn:schemas-microsoft-com:office:office" xmlns:r="http://schemas.openxmlformats.org/officeDocument/2006/relationships" xmlns:m="http://schemas.openxmlformats.org/officeDocument/2006/math" xmlns:v="urn:schemas-microsoft-com:vml" xmlns:wp14="http://schemas.microsoft.com/office/word/2010/wordprocessingDrawing" xmlns:wp="http://schemas.openxmlformats.org/drawingml/2006/wordprocessingDrawing" xmlns:w10="urn:schemas-microsoft-com:office:word" xmlns:w="http://schemas.openxmlformats.org/wordprocessingml/2006/main" xmlns:w14="http://schemas.microsoft.com/office/word/2010/wordml" xmlns:wpg="http://schemas.microsoft.com/office/word/2010/wordprocessingGroup" xmlns:wpi="http://schemas.microsoft.com/office/word/2010/wordprocessingInk" xmlns:wne="http://schemas.microsoft.com/office/word/2006/wordml" xmlns:wps="http://schemas.microsoft.com/office/word/2010/wordprocessingShape" mc:Ignorable="w14 wp14">
-  <w:abstractNum w:abstractNumId="0">
+<w:numbering xmlns:wpc="http://schemas.microsoft.com/office/word/2010/wordprocessingCanvas" xmlns:cx="http://schemas.microsoft.com/office/drawing/2014/chartex" xmlns:cx1="http://schemas.microsoft.com/office/drawing/2015/9/8/chartex" xmlns:cx2="http://schemas.microsoft.com/office/drawing/2015/10/21/chartex" xmlns:cx3="http://schemas.microsoft.com/office/drawing/2016/5/9/chartex" xmlns:cx4="http://schemas.microsoft.com/office/drawing/2016/5/10/chartex" xmlns:cx5="http://schemas.microsoft.com/office/drawing/2016/5/11/chartex" xmlns:cx6="http://schemas.microsoft.com/office/drawing/2016/5/12/chartex" xmlns:cx7="http://schemas.microsoft.com/office/drawing/2016/5/13/chartex" xmlns:cx8="http://schemas.microsoft.com/office/drawing/2016/5/14/chartex" xmlns:mc="http://schemas.openxmlformats.org/markup-compatibility/2006" xmlns:aink="http://schemas.microsoft.com/office/drawing/2016/ink" xmlns:am3d="http://schemas.microsoft.com/office/drawing/2017/model3d" xmlns:o="urn:schemas-microsoft-com:office:office" xmlns:oel="http://schemas.microsoft.com/office/2019/extlst" xmlns:r="http://schemas.openxmlformats.org/officeDocument/2006/relationships" xmlns:m="http://schemas.openxmlformats.org/officeDocument/2006/math" xmlns:v="urn:schemas-microsoft-com:vml" xmlns:wp14="http://schemas.microsoft.com/office/word/2010/wordprocessingDrawing" xmlns:wp="http://schemas.openxmlformats.org/drawingml/2006/wordprocessingDrawing" xmlns:w10="urn:schemas-microsoft-com:office:word" xmlns:w="http://schemas.openxmlformats.org/wordprocessingml/2006/main" xmlns:w14="http://schemas.microsoft.com/office/word/2010/wordml" xmlns:w15="http://schemas.microsoft.com/office/word/2012/wordml" xmlns:w16cex="http://schemas.microsoft.com/office/word/2018/wordml/cex" xmlns:w16cid="http://schemas.microsoft.com/office/word/2016/wordml/cid" xmlns:w16="http://schemas.microsoft.com/office/word/2018/wordml" xmlns:w16sdtdh="http://schemas.microsoft.com/office/word/2020/wordml/sdtdatahash" xmlns:w16se="http://schemas.microsoft.com/office/word/2015/wordml/symex" xmlns:wpg="http://schemas.microsoft.com/office/word/2010/wordprocessingGroup" xmlns:wpi="http://schemas.microsoft.com/office/word/2010/wordprocessingInk" xmlns:wne="http://schemas.microsoft.com/office/word/2006/wordml" xmlns:wps="http://schemas.microsoft.com/office/word/2010/wordprocessingShape" mc:Ignorable="w14 w15 w16se w16cid w16 w16cex w16sdtdh wp14">
+  <w:abstractNum w:abstractNumId="0" w15:restartNumberingAfterBreak="0">
     <w:nsid w:val="10803F7C"/>
     <w:multiLevelType w:val="multilevel"/>
     <w:tmpl w:val="6122BD0A"/>
@@ -3159,7 +3239,7 @@
       </w:pPr>
     </w:lvl>
   </w:abstractNum>
-  <w:abstractNum w:abstractNumId="1">
+  <w:abstractNum w:abstractNumId="1" w15:restartNumberingAfterBreak="0">
     <w:nsid w:val="175957ED"/>
     <w:multiLevelType w:val="multilevel"/>
     <w:tmpl w:val="81A05B86"/>
@@ -3248,7 +3328,7 @@
       </w:pPr>
     </w:lvl>
   </w:abstractNum>
-  <w:abstractNum w:abstractNumId="2">
+  <w:abstractNum w:abstractNumId="2" w15:restartNumberingAfterBreak="0">
     <w:nsid w:val="1E2B0B85"/>
     <w:multiLevelType w:val="multilevel"/>
     <w:tmpl w:val="5CE08598"/>
@@ -3361,7 +3441,7 @@
       </w:rPr>
     </w:lvl>
   </w:abstractNum>
-  <w:abstractNum w:abstractNumId="3">
+  <w:abstractNum w:abstractNumId="3" w15:restartNumberingAfterBreak="0">
     <w:nsid w:val="22DF7B2E"/>
     <w:multiLevelType w:val="multilevel"/>
     <w:tmpl w:val="EA8C7C4C"/>
@@ -3447,7 +3527,7 @@
       </w:pPr>
     </w:lvl>
   </w:abstractNum>
-  <w:abstractNum w:abstractNumId="4">
+  <w:abstractNum w:abstractNumId="4" w15:restartNumberingAfterBreak="0">
     <w:nsid w:val="4E753569"/>
     <w:multiLevelType w:val="multilevel"/>
     <w:tmpl w:val="55F29200"/>
@@ -3569,7 +3649,7 @@
       </w:rPr>
     </w:lvl>
   </w:abstractNum>
-  <w:abstractNum w:abstractNumId="5">
+  <w:abstractNum w:abstractNumId="5" w15:restartNumberingAfterBreak="0">
     <w:nsid w:val="67B13872"/>
     <w:multiLevelType w:val="hybridMultilevel"/>
     <w:tmpl w:val="72D60208"/>
@@ -3682,29 +3762,29 @@
       </w:rPr>
     </w:lvl>
   </w:abstractNum>
-  <w:num w:numId="1">
+  <w:num w:numId="1" w16cid:durableId="1614627040">
     <w:abstractNumId w:val="1"/>
   </w:num>
-  <w:num w:numId="2">
+  <w:num w:numId="2" w16cid:durableId="806434872">
     <w:abstractNumId w:val="2"/>
   </w:num>
-  <w:num w:numId="3">
+  <w:num w:numId="3" w16cid:durableId="564414880">
     <w:abstractNumId w:val="0"/>
   </w:num>
-  <w:num w:numId="4">
+  <w:num w:numId="4" w16cid:durableId="929659746">
     <w:abstractNumId w:val="4"/>
   </w:num>
-  <w:num w:numId="5">
+  <w:num w:numId="5" w16cid:durableId="575213850">
     <w:abstractNumId w:val="3"/>
   </w:num>
-  <w:num w:numId="6">
+  <w:num w:numId="6" w16cid:durableId="2144738340">
     <w:abstractNumId w:val="5"/>
   </w:num>
 </w:numbering>
 </file>
 
 <file path=word/styles.xml><?xml version="1.0" encoding="utf-8"?>
-<w:styles xmlns:mc="http://schemas.openxmlformats.org/markup-compatibility/2006" xmlns:r="http://schemas.openxmlformats.org/officeDocument/2006/relationships" xmlns:w="http://schemas.openxmlformats.org/wordprocessingml/2006/main" xmlns:w14="http://schemas.microsoft.com/office/word/2010/wordml" mc:Ignorable="w14">
+<w:styles xmlns:mc="http://schemas.openxmlformats.org/markup-compatibility/2006" xmlns:r="http://schemas.openxmlformats.org/officeDocument/2006/relationships" xmlns:w="http://schemas.openxmlformats.org/wordprocessingml/2006/main" xmlns:w14="http://schemas.microsoft.com/office/word/2010/wordml" xmlns:w15="http://schemas.microsoft.com/office/word/2012/wordml" xmlns:w16cex="http://schemas.microsoft.com/office/word/2018/wordml/cex" xmlns:w16cid="http://schemas.microsoft.com/office/word/2016/wordml/cid" xmlns:w16="http://schemas.microsoft.com/office/word/2018/wordml" xmlns:w16sdtdh="http://schemas.microsoft.com/office/word/2020/wordml/sdtdatahash" xmlns:w16se="http://schemas.microsoft.com/office/word/2015/wordml/symex" mc:Ignorable="w14 w15 w16se w16cid w16 w16cex w16sdtdh">
   <w:docDefaults>
     <w:rPrDefault>
       <w:rPr>
@@ -3720,145 +3800,383 @@
       </w:pPr>
     </w:pPrDefault>
   </w:docDefaults>
-  <w:latentStyles w:defLockedState="0" w:defUIPriority="99" w:defSemiHidden="1" w:defUnhideWhenUsed="1" w:defQFormat="0" w:count="267">
-    <w:lsdException w:name="Normal" w:semiHidden="0" w:uiPriority="0" w:unhideWhenUsed="0" w:qFormat="1"/>
-    <w:lsdException w:name="heading 1" w:semiHidden="0" w:uiPriority="9" w:unhideWhenUsed="0" w:qFormat="1"/>
-    <w:lsdException w:name="heading 2" w:uiPriority="9" w:qFormat="1"/>
-    <w:lsdException w:name="heading 3" w:uiPriority="9" w:qFormat="1"/>
-    <w:lsdException w:name="heading 4" w:uiPriority="9" w:qFormat="1"/>
-    <w:lsdException w:name="heading 5" w:uiPriority="9" w:qFormat="1"/>
-    <w:lsdException w:name="heading 6" w:uiPriority="9" w:qFormat="1"/>
-    <w:lsdException w:name="heading 7" w:uiPriority="9" w:qFormat="1"/>
-    <w:lsdException w:name="heading 8" w:uiPriority="9" w:qFormat="1"/>
-    <w:lsdException w:name="heading 9" w:uiPriority="9" w:qFormat="1"/>
-    <w:lsdException w:name="toc 1" w:uiPriority="39"/>
-    <w:lsdException w:name="toc 2" w:uiPriority="39"/>
-    <w:lsdException w:name="toc 3" w:uiPriority="39"/>
-    <w:lsdException w:name="toc 4" w:uiPriority="39"/>
-    <w:lsdException w:name="toc 5" w:uiPriority="39"/>
-    <w:lsdException w:name="toc 6" w:uiPriority="39"/>
-    <w:lsdException w:name="toc 7" w:uiPriority="39"/>
-    <w:lsdException w:name="toc 8" w:uiPriority="39"/>
-    <w:lsdException w:name="toc 9" w:uiPriority="39"/>
-    <w:lsdException w:name="header" w:uiPriority="0"/>
-    <w:lsdException w:name="caption" w:uiPriority="35" w:qFormat="1"/>
-    <w:lsdException w:name="Title" w:semiHidden="0" w:uiPriority="10" w:unhideWhenUsed="0" w:qFormat="1"/>
-    <w:lsdException w:name="Default Paragraph Font" w:uiPriority="1"/>
-    <w:lsdException w:name="Subtitle" w:semiHidden="0" w:uiPriority="11" w:unhideWhenUsed="0" w:qFormat="1"/>
-    <w:lsdException w:name="Strong" w:semiHidden="0" w:uiPriority="22" w:unhideWhenUsed="0" w:qFormat="1"/>
-    <w:lsdException w:name="Emphasis" w:semiHidden="0" w:uiPriority="20" w:unhideWhenUsed="0" w:qFormat="1"/>
-    <w:lsdException w:name="Table Grid" w:semiHidden="0" w:uiPriority="59" w:unhideWhenUsed="0"/>
-    <w:lsdException w:name="Placeholder Text" w:unhideWhenUsed="0"/>
-    <w:lsdException w:name="No Spacing" w:semiHidden="0" w:uiPriority="1" w:unhideWhenUsed="0" w:qFormat="1"/>
-    <w:lsdException w:name="Light Shading" w:semiHidden="0" w:uiPriority="60" w:unhideWhenUsed="0"/>
-    <w:lsdException w:name="Light List" w:semiHidden="0" w:uiPriority="61" w:unhideWhenUsed="0"/>
-    <w:lsdException w:name="Light Grid" w:semiHidden="0" w:uiPriority="62" w:unhideWhenUsed="0"/>
-    <w:lsdException w:name="Medium Shading 1" w:semiHidden="0" w:uiPriority="63" w:unhideWhenUsed="0"/>
-    <w:lsdException w:name="Medium Shading 2" w:semiHidden="0" w:uiPriority="64" w:unhideWhenUsed="0"/>
-    <w:lsdException w:name="Medium List 1" w:semiHidden="0" w:uiPriority="65" w:unhideWhenUsed="0"/>
-    <w:lsdException w:name="Medium List 2" w:semiHidden="0" w:uiPriority="66" w:unhideWhenUsed="0"/>
-    <w:lsdException w:name="Medium Grid 1" w:semiHidden="0" w:uiPriority="67" w:unhideWhenUsed="0"/>
-    <w:lsdException w:name="Medium Grid 2" w:semiHidden="0" w:uiPriority="68" w:unhideWhenUsed="0"/>
-    <w:lsdException w:name="Medium Grid 3" w:semiHidden="0" w:uiPriority="69" w:unhideWhenUsed="0"/>
-    <w:lsdException w:name="Dark List" w:semiHidden="0" w:uiPriority="70" w:unhideWhenUsed="0"/>
-    <w:lsdException w:name="Colorful Shading" w:semiHidden="0" w:uiPriority="71" w:unhideWhenUsed="0"/>
-    <w:lsdException w:name="Colorful List" w:semiHidden="0" w:uiPriority="72" w:unhideWhenUsed="0"/>
-    <w:lsdException w:name="Colorful Grid" w:semiHidden="0" w:uiPriority="73" w:unhideWhenUsed="0"/>
-    <w:lsdException w:name="Light Shading Accent 1" w:semiHidden="0" w:uiPriority="60" w:unhideWhenUsed="0"/>
-    <w:lsdException w:name="Light List Accent 1" w:semiHidden="0" w:uiPriority="61" w:unhideWhenUsed="0"/>
-    <w:lsdException w:name="Light Grid Accent 1" w:semiHidden="0" w:uiPriority="62" w:unhideWhenUsed="0"/>
-    <w:lsdException w:name="Medium Shading 1 Accent 1" w:semiHidden="0" w:uiPriority="63" w:unhideWhenUsed="0"/>
-    <w:lsdException w:name="Medium Shading 2 Accent 1" w:semiHidden="0" w:uiPriority="64" w:unhideWhenUsed="0"/>
-    <w:lsdException w:name="Medium List 1 Accent 1" w:semiHidden="0" w:uiPriority="65" w:unhideWhenUsed="0"/>
-    <w:lsdException w:name="Revision" w:unhideWhenUsed="0"/>
-    <w:lsdException w:name="List Paragraph" w:semiHidden="0" w:uiPriority="34" w:unhideWhenUsed="0" w:qFormat="1"/>
-    <w:lsdException w:name="Quote" w:semiHidden="0" w:uiPriority="29" w:unhideWhenUsed="0" w:qFormat="1"/>
-    <w:lsdException w:name="Intense Quote" w:semiHidden="0" w:uiPriority="30" w:unhideWhenUsed="0" w:qFormat="1"/>
-    <w:lsdException w:name="Medium List 2 Accent 1" w:semiHidden="0" w:uiPriority="66" w:unhideWhenUsed="0"/>
-    <w:lsdException w:name="Medium Grid 1 Accent 1" w:semiHidden="0" w:uiPriority="67" w:unhideWhenUsed="0"/>
-    <w:lsdException w:name="Medium Grid 2 Accent 1" w:semiHidden="0" w:uiPriority="68" w:unhideWhenUsed="0"/>
-    <w:lsdException w:name="Medium Grid 3 Accent 1" w:semiHidden="0" w:uiPriority="69" w:unhideWhenUsed="0"/>
-    <w:lsdException w:name="Dark List Accent 1" w:semiHidden="0" w:uiPriority="70" w:unhideWhenUsed="0"/>
-    <w:lsdException w:name="Colorful Shading Accent 1" w:semiHidden="0" w:uiPriority="71" w:unhideWhenUsed="0"/>
-    <w:lsdException w:name="Colorful List Accent 1" w:semiHidden="0" w:uiPriority="72" w:unhideWhenUsed="0"/>
-    <w:lsdException w:name="Colorful Grid Accent 1" w:semiHidden="0" w:uiPriority="73" w:unhideWhenUsed="0"/>
-    <w:lsdException w:name="Light Shading Accent 2" w:semiHidden="0" w:uiPriority="60" w:unhideWhenUsed="0"/>
-    <w:lsdException w:name="Light List Accent 2" w:semiHidden="0" w:uiPriority="61" w:unhideWhenUsed="0"/>
-    <w:lsdException w:name="Light Grid Accent 2" w:semiHidden="0" w:uiPriority="62" w:unhideWhenUsed="0"/>
-    <w:lsdException w:name="Medium Shading 1 Accent 2" w:semiHidden="0" w:uiPriority="63" w:unhideWhenUsed="0"/>
-    <w:lsdException w:name="Medium Shading 2 Accent 2" w:semiHidden="0" w:uiPriority="64" w:unhideWhenUsed="0"/>
-    <w:lsdException w:name="Medium List 1 Accent 2" w:semiHidden="0" w:uiPriority="65" w:unhideWhenUsed="0"/>
-    <w:lsdException w:name="Medium List 2 Accent 2" w:semiHidden="0" w:uiPriority="66" w:unhideWhenUsed="0"/>
-    <w:lsdException w:name="Medium Grid 1 Accent 2" w:semiHidden="0" w:uiPriority="67" w:unhideWhenUsed="0"/>
-    <w:lsdException w:name="Medium Grid 2 Accent 2" w:semiHidden="0" w:uiPriority="68" w:unhideWhenUsed="0"/>
-    <w:lsdException w:name="Medium Grid 3 Accent 2" w:semiHidden="0" w:uiPriority="69" w:unhideWhenUsed="0"/>
-    <w:lsdException w:name="Dark List Accent 2" w:semiHidden="0" w:uiPriority="70" w:unhideWhenUsed="0"/>
-    <w:lsdException w:name="Colorful Shading Accent 2" w:semiHidden="0" w:uiPriority="71" w:unhideWhenUsed="0"/>
-    <w:lsdException w:name="Colorful List Accent 2" w:semiHidden="0" w:uiPriority="72" w:unhideWhenUsed="0"/>
-    <w:lsdException w:name="Colorful Grid Accent 2" w:semiHidden="0" w:uiPriority="73" w:unhideWhenUsed="0"/>
-    <w:lsdException w:name="Light Shading Accent 3" w:semiHidden="0" w:uiPriority="60" w:unhideWhenUsed="0"/>
-    <w:lsdException w:name="Light List Accent 3" w:semiHidden="0" w:uiPriority="61" w:unhideWhenUsed="0"/>
-    <w:lsdException w:name="Light Grid Accent 3" w:semiHidden="0" w:uiPriority="62" w:unhideWhenUsed="0"/>
-    <w:lsdException w:name="Medium Shading 1 Accent 3" w:semiHidden="0" w:uiPriority="63" w:unhideWhenUsed="0"/>
-    <w:lsdException w:name="Medium Shading 2 Accent 3" w:semiHidden="0" w:uiPriority="64" w:unhideWhenUsed="0"/>
-    <w:lsdException w:name="Medium List 1 Accent 3" w:semiHidden="0" w:uiPriority="65" w:unhideWhenUsed="0"/>
-    <w:lsdException w:name="Medium List 2 Accent 3" w:semiHidden="0" w:uiPriority="66" w:unhideWhenUsed="0"/>
-    <w:lsdException w:name="Medium Grid 1 Accent 3" w:semiHidden="0" w:uiPriority="67" w:unhideWhenUsed="0"/>
-    <w:lsdException w:name="Medium Grid 2 Accent 3" w:semiHidden="0" w:uiPriority="68" w:unhideWhenUsed="0"/>
-    <w:lsdException w:name="Medium Grid 3 Accent 3" w:semiHidden="0" w:uiPriority="69" w:unhideWhenUsed="0"/>
-    <w:lsdException w:name="Dark List Accent 3" w:semiHidden="0" w:uiPriority="70" w:unhideWhenUsed="0"/>
-    <w:lsdException w:name="Colorful Shading Accent 3" w:semiHidden="0" w:uiPriority="71" w:unhideWhenUsed="0"/>
-    <w:lsdException w:name="Colorful List Accent 3" w:semiHidden="0" w:uiPriority="72" w:unhideWhenUsed="0"/>
-    <w:lsdException w:name="Colorful Grid Accent 3" w:semiHidden="0" w:uiPriority="73" w:unhideWhenUsed="0"/>
-    <w:lsdException w:name="Light Shading Accent 4" w:semiHidden="0" w:uiPriority="60" w:unhideWhenUsed="0"/>
-    <w:lsdException w:name="Light List Accent 4" w:semiHidden="0" w:uiPriority="61" w:unhideWhenUsed="0"/>
-    <w:lsdException w:name="Light Grid Accent 4" w:semiHidden="0" w:uiPriority="62" w:unhideWhenUsed="0"/>
-    <w:lsdException w:name="Medium Shading 1 Accent 4" w:semiHidden="0" w:uiPriority="63" w:unhideWhenUsed="0"/>
-    <w:lsdException w:name="Medium Shading 2 Accent 4" w:semiHidden="0" w:uiPriority="64" w:unhideWhenUsed="0"/>
-    <w:lsdException w:name="Medium List 1 Accent 4" w:semiHidden="0" w:uiPriority="65" w:unhideWhenUsed="0"/>
-    <w:lsdException w:name="Medium List 2 Accent 4" w:semiHidden="0" w:uiPriority="66" w:unhideWhenUsed="0"/>
-    <w:lsdException w:name="Medium Grid 1 Accent 4" w:semiHidden="0" w:uiPriority="67" w:unhideWhenUsed="0"/>
-    <w:lsdException w:name="Medium Grid 2 Accent 4" w:semiHidden="0" w:uiPriority="68" w:unhideWhenUsed="0"/>
-    <w:lsdException w:name="Medium Grid 3 Accent 4" w:semiHidden="0" w:uiPriority="69" w:unhideWhenUsed="0"/>
-    <w:lsdException w:name="Dark List Accent 4" w:semiHidden="0" w:uiPriority="70" w:unhideWhenUsed="0"/>
-    <w:lsdException w:name="Colorful Shading Accent 4" w:semiHidden="0" w:uiPriority="71" w:unhideWhenUsed="0"/>
-    <w:lsdException w:name="Colorful List Accent 4" w:semiHidden="0" w:uiPriority="72" w:unhideWhenUsed="0"/>
-    <w:lsdException w:name="Colorful Grid Accent 4" w:semiHidden="0" w:uiPriority="73" w:unhideWhenUsed="0"/>
-    <w:lsdException w:name="Light Shading Accent 5" w:semiHidden="0" w:uiPriority="60" w:unhideWhenUsed="0"/>
-    <w:lsdException w:name="Light List Accent 5" w:semiHidden="0" w:uiPriority="61" w:unhideWhenUsed="0"/>
-    <w:lsdException w:name="Light Grid Accent 5" w:semiHidden="0" w:uiPriority="62" w:unhideWhenUsed="0"/>
-    <w:lsdException w:name="Medium Shading 1 Accent 5" w:semiHidden="0" w:uiPriority="63" w:unhideWhenUsed="0"/>
-    <w:lsdException w:name="Medium Shading 2 Accent 5" w:semiHidden="0" w:uiPriority="64" w:unhideWhenUsed="0"/>
-    <w:lsdException w:name="Medium List 1 Accent 5" w:semiHidden="0" w:uiPriority="65" w:unhideWhenUsed="0"/>
-    <w:lsdException w:name="Medium List 2 Accent 5" w:semiHidden="0" w:uiPriority="66" w:unhideWhenUsed="0"/>
-    <w:lsdException w:name="Medium Grid 1 Accent 5" w:semiHidden="0" w:uiPriority="67" w:unhideWhenUsed="0"/>
-    <w:lsdException w:name="Medium Grid 2 Accent 5" w:semiHidden="0" w:uiPriority="68" w:unhideWhenUsed="0"/>
-    <w:lsdException w:name="Medium Grid 3 Accent 5" w:semiHidden="0" w:uiPriority="69" w:unhideWhenUsed="0"/>
-    <w:lsdException w:name="Dark List Accent 5" w:semiHidden="0" w:uiPriority="70" w:unhideWhenUsed="0"/>
-    <w:lsdException w:name="Colorful Shading Accent 5" w:semiHidden="0" w:uiPriority="71" w:unhideWhenUsed="0"/>
-    <w:lsdException w:name="Colorful List Accent 5" w:semiHidden="0" w:uiPriority="72" w:unhideWhenUsed="0"/>
-    <w:lsdException w:name="Colorful Grid Accent 5" w:semiHidden="0" w:uiPriority="73" w:unhideWhenUsed="0"/>
-    <w:lsdException w:name="Light Shading Accent 6" w:semiHidden="0" w:uiPriority="60" w:unhideWhenUsed="0"/>
-    <w:lsdException w:name="Light List Accent 6" w:semiHidden="0" w:uiPriority="61" w:unhideWhenUsed="0"/>
-    <w:lsdException w:name="Light Grid Accent 6" w:semiHidden="0" w:uiPriority="62" w:unhideWhenUsed="0"/>
-    <w:lsdException w:name="Medium Shading 1 Accent 6" w:semiHidden="0" w:uiPriority="63" w:unhideWhenUsed="0"/>
-    <w:lsdException w:name="Medium Shading 2 Accent 6" w:semiHidden="0" w:uiPriority="64" w:unhideWhenUsed="0"/>
-    <w:lsdException w:name="Medium List 1 Accent 6" w:semiHidden="0" w:uiPriority="65" w:unhideWhenUsed="0"/>
-    <w:lsdException w:name="Medium List 2 Accent 6" w:semiHidden="0" w:uiPriority="66" w:unhideWhenUsed="0"/>
-    <w:lsdException w:name="Medium Grid 1 Accent 6" w:semiHidden="0" w:uiPriority="67" w:unhideWhenUsed="0"/>
-    <w:lsdException w:name="Medium Grid 2 Accent 6" w:semiHidden="0" w:uiPriority="68" w:unhideWhenUsed="0"/>
-    <w:lsdException w:name="Medium Grid 3 Accent 6" w:semiHidden="0" w:uiPriority="69" w:unhideWhenUsed="0"/>
-    <w:lsdException w:name="Dark List Accent 6" w:semiHidden="0" w:uiPriority="70" w:unhideWhenUsed="0"/>
-    <w:lsdException w:name="Colorful Shading Accent 6" w:semiHidden="0" w:uiPriority="71" w:unhideWhenUsed="0"/>
-    <w:lsdException w:name="Colorful List Accent 6" w:semiHidden="0" w:uiPriority="72" w:unhideWhenUsed="0"/>
-    <w:lsdException w:name="Colorful Grid Accent 6" w:semiHidden="0" w:uiPriority="73" w:unhideWhenUsed="0"/>
-    <w:lsdException w:name="Subtle Emphasis" w:semiHidden="0" w:uiPriority="19" w:unhideWhenUsed="0" w:qFormat="1"/>
-    <w:lsdException w:name="Intense Emphasis" w:semiHidden="0" w:uiPriority="21" w:unhideWhenUsed="0" w:qFormat="1"/>
-    <w:lsdException w:name="Subtle Reference" w:semiHidden="0" w:uiPriority="31" w:unhideWhenUsed="0" w:qFormat="1"/>
-    <w:lsdException w:name="Intense Reference" w:semiHidden="0" w:uiPriority="32" w:unhideWhenUsed="0" w:qFormat="1"/>
-    <w:lsdException w:name="Book Title" w:semiHidden="0" w:uiPriority="33" w:unhideWhenUsed="0" w:qFormat="1"/>
-    <w:lsdException w:name="Bibliography" w:uiPriority="37"/>
-    <w:lsdException w:name="TOC Heading" w:uiPriority="39" w:qFormat="1"/>
+  <w:latentStyles w:defLockedState="0" w:defUIPriority="99" w:defSemiHidden="0" w:defUnhideWhenUsed="0" w:defQFormat="0" w:count="376">
+    <w:lsdException w:name="Normal" w:uiPriority="0" w:qFormat="1"/>
+    <w:lsdException w:name="heading 1" w:uiPriority="9" w:qFormat="1"/>
+    <w:lsdException w:name="heading 2" w:semiHidden="1" w:uiPriority="9" w:unhideWhenUsed="1" w:qFormat="1"/>
+    <w:lsdException w:name="heading 3" w:semiHidden="1" w:uiPriority="9" w:unhideWhenUsed="1" w:qFormat="1"/>
+    <w:lsdException w:name="heading 4" w:semiHidden="1" w:uiPriority="9" w:unhideWhenUsed="1" w:qFormat="1"/>
+    <w:lsdException w:name="heading 5" w:semiHidden="1" w:uiPriority="9" w:unhideWhenUsed="1" w:qFormat="1"/>
+    <w:lsdException w:name="heading 6" w:semiHidden="1" w:uiPriority="9" w:unhideWhenUsed="1" w:qFormat="1"/>
+    <w:lsdException w:name="heading 7" w:semiHidden="1" w:uiPriority="9" w:unhideWhenUsed="1" w:qFormat="1"/>
+    <w:lsdException w:name="heading 8" w:semiHidden="1" w:uiPriority="9" w:unhideWhenUsed="1" w:qFormat="1"/>
+    <w:lsdException w:name="heading 9" w:semiHidden="1" w:uiPriority="9" w:unhideWhenUsed="1" w:qFormat="1"/>
+    <w:lsdException w:name="index 1" w:semiHidden="1" w:unhideWhenUsed="1"/>
+    <w:lsdException w:name="index 2" w:semiHidden="1" w:unhideWhenUsed="1"/>
+    <w:lsdException w:name="index 3" w:semiHidden="1" w:unhideWhenUsed="1"/>
+    <w:lsdException w:name="index 4" w:semiHidden="1" w:unhideWhenUsed="1"/>
+    <w:lsdException w:name="index 5" w:semiHidden="1" w:unhideWhenUsed="1"/>
+    <w:lsdException w:name="index 6" w:semiHidden="1" w:unhideWhenUsed="1"/>
+    <w:lsdException w:name="index 7" w:semiHidden="1" w:unhideWhenUsed="1"/>
+    <w:lsdException w:name="index 8" w:semiHidden="1" w:unhideWhenUsed="1"/>
+    <w:lsdException w:name="index 9" w:semiHidden="1" w:unhideWhenUsed="1"/>
+    <w:lsdException w:name="toc 1" w:semiHidden="1" w:uiPriority="39" w:unhideWhenUsed="1"/>
+    <w:lsdException w:name="toc 2" w:semiHidden="1" w:uiPriority="39" w:unhideWhenUsed="1"/>
+    <w:lsdException w:name="toc 3" w:semiHidden="1" w:uiPriority="39" w:unhideWhenUsed="1"/>
+    <w:lsdException w:name="toc 4" w:semiHidden="1" w:uiPriority="39" w:unhideWhenUsed="1"/>
+    <w:lsdException w:name="toc 5" w:semiHidden="1" w:uiPriority="39" w:unhideWhenUsed="1"/>
+    <w:lsdException w:name="toc 6" w:semiHidden="1" w:uiPriority="39" w:unhideWhenUsed="1"/>
+    <w:lsdException w:name="toc 7" w:semiHidden="1" w:uiPriority="39" w:unhideWhenUsed="1"/>
+    <w:lsdException w:name="toc 8" w:semiHidden="1" w:uiPriority="39" w:unhideWhenUsed="1"/>
+    <w:lsdException w:name="toc 9" w:semiHidden="1" w:uiPriority="39" w:unhideWhenUsed="1"/>
+    <w:lsdException w:name="Normal Indent" w:semiHidden="1" w:unhideWhenUsed="1"/>
+    <w:lsdException w:name="footnote text" w:semiHidden="1" w:unhideWhenUsed="1"/>
+    <w:lsdException w:name="annotation text" w:semiHidden="1" w:unhideWhenUsed="1"/>
+    <w:lsdException w:name="header" w:semiHidden="1" w:uiPriority="0" w:unhideWhenUsed="1"/>
+    <w:lsdException w:name="footer" w:semiHidden="1" w:unhideWhenUsed="1"/>
+    <w:lsdException w:name="index heading" w:semiHidden="1" w:unhideWhenUsed="1"/>
+    <w:lsdException w:name="caption" w:semiHidden="1" w:uiPriority="35" w:unhideWhenUsed="1" w:qFormat="1"/>
+    <w:lsdException w:name="table of figures" w:semiHidden="1" w:unhideWhenUsed="1"/>
+    <w:lsdException w:name="envelope address" w:semiHidden="1" w:unhideWhenUsed="1"/>
+    <w:lsdException w:name="envelope return" w:semiHidden="1" w:unhideWhenUsed="1"/>
+    <w:lsdException w:name="footnote reference" w:semiHidden="1" w:unhideWhenUsed="1"/>
+    <w:lsdException w:name="annotation reference" w:semiHidden="1" w:unhideWhenUsed="1"/>
+    <w:lsdException w:name="line number" w:semiHidden="1" w:unhideWhenUsed="1"/>
+    <w:lsdException w:name="page number" w:semiHidden="1" w:unhideWhenUsed="1"/>
+    <w:lsdException w:name="endnote reference" w:semiHidden="1" w:unhideWhenUsed="1"/>
+    <w:lsdException w:name="endnote text" w:semiHidden="1" w:unhideWhenUsed="1"/>
+    <w:lsdException w:name="table of authorities" w:semiHidden="1" w:unhideWhenUsed="1"/>
+    <w:lsdException w:name="macro" w:semiHidden="1" w:unhideWhenUsed="1"/>
+    <w:lsdException w:name="toa heading" w:semiHidden="1" w:unhideWhenUsed="1"/>
+    <w:lsdException w:name="List" w:semiHidden="1" w:unhideWhenUsed="1"/>
+    <w:lsdException w:name="List Bullet" w:semiHidden="1" w:unhideWhenUsed="1"/>
+    <w:lsdException w:name="List Number" w:semiHidden="1" w:unhideWhenUsed="1"/>
+    <w:lsdException w:name="List 2" w:semiHidden="1" w:unhideWhenUsed="1"/>
+    <w:lsdException w:name="List 3" w:semiHidden="1" w:unhideWhenUsed="1"/>
+    <w:lsdException w:name="List 4" w:semiHidden="1" w:unhideWhenUsed="1"/>
+    <w:lsdException w:name="List 5" w:semiHidden="1" w:unhideWhenUsed="1"/>
+    <w:lsdException w:name="List Bullet 2" w:semiHidden="1" w:unhideWhenUsed="1"/>
+    <w:lsdException w:name="List Bullet 3" w:semiHidden="1" w:unhideWhenUsed="1"/>
+    <w:lsdException w:name="List Bullet 4" w:semiHidden="1" w:unhideWhenUsed="1"/>
+    <w:lsdException w:name="List Bullet 5" w:semiHidden="1" w:unhideWhenUsed="1"/>
+    <w:lsdException w:name="List Number 2" w:semiHidden="1" w:unhideWhenUsed="1"/>
+    <w:lsdException w:name="List Number 3" w:semiHidden="1" w:unhideWhenUsed="1"/>
+    <w:lsdException w:name="List Number 4" w:semiHidden="1" w:unhideWhenUsed="1"/>
+    <w:lsdException w:name="List Number 5" w:semiHidden="1" w:unhideWhenUsed="1"/>
+    <w:lsdException w:name="Title" w:uiPriority="10" w:qFormat="1"/>
+    <w:lsdException w:name="Closing" w:semiHidden="1" w:unhideWhenUsed="1"/>
+    <w:lsdException w:name="Signature" w:semiHidden="1" w:unhideWhenUsed="1"/>
+    <w:lsdException w:name="Default Paragraph Font" w:semiHidden="1" w:uiPriority="1" w:unhideWhenUsed="1"/>
+    <w:lsdException w:name="Body Text" w:semiHidden="1" w:unhideWhenUsed="1"/>
+    <w:lsdException w:name="Body Text Indent" w:semiHidden="1" w:unhideWhenUsed="1"/>
+    <w:lsdException w:name="List Continue" w:semiHidden="1" w:unhideWhenUsed="1"/>
+    <w:lsdException w:name="List Continue 2" w:semiHidden="1" w:unhideWhenUsed="1"/>
+    <w:lsdException w:name="List Continue 3" w:semiHidden="1" w:unhideWhenUsed="1"/>
+    <w:lsdException w:name="List Continue 4" w:semiHidden="1" w:unhideWhenUsed="1"/>
+    <w:lsdException w:name="List Continue 5" w:semiHidden="1" w:unhideWhenUsed="1"/>
+    <w:lsdException w:name="Message Header" w:semiHidden="1" w:unhideWhenUsed="1"/>
+    <w:lsdException w:name="Subtitle" w:uiPriority="11" w:qFormat="1"/>
+    <w:lsdException w:name="Salutation" w:semiHidden="1" w:unhideWhenUsed="1"/>
+    <w:lsdException w:name="Date" w:semiHidden="1" w:unhideWhenUsed="1"/>
+    <w:lsdException w:name="Body Text First Indent" w:semiHidden="1" w:unhideWhenUsed="1"/>
+    <w:lsdException w:name="Body Text First Indent 2" w:semiHidden="1" w:unhideWhenUsed="1"/>
+    <w:lsdException w:name="Note Heading" w:semiHidden="1" w:unhideWhenUsed="1"/>
+    <w:lsdException w:name="Body Text 2" w:semiHidden="1" w:unhideWhenUsed="1"/>
+    <w:lsdException w:name="Body Text 3" w:semiHidden="1" w:unhideWhenUsed="1"/>
+    <w:lsdException w:name="Body Text Indent 2" w:semiHidden="1" w:unhideWhenUsed="1"/>
+    <w:lsdException w:name="Body Text Indent 3" w:semiHidden="1" w:unhideWhenUsed="1"/>
+    <w:lsdException w:name="Block Text" w:semiHidden="1" w:unhideWhenUsed="1"/>
+    <w:lsdException w:name="Hyperlink" w:semiHidden="1" w:unhideWhenUsed="1"/>
+    <w:lsdException w:name="FollowedHyperlink" w:semiHidden="1" w:unhideWhenUsed="1"/>
+    <w:lsdException w:name="Strong" w:uiPriority="22" w:qFormat="1"/>
+    <w:lsdException w:name="Emphasis" w:uiPriority="20" w:qFormat="1"/>
+    <w:lsdException w:name="Document Map" w:semiHidden="1" w:unhideWhenUsed="1"/>
+    <w:lsdException w:name="Plain Text" w:semiHidden="1" w:unhideWhenUsed="1"/>
+    <w:lsdException w:name="E-mail Signature" w:semiHidden="1" w:unhideWhenUsed="1"/>
+    <w:lsdException w:name="HTML Top of Form" w:semiHidden="1" w:unhideWhenUsed="1"/>
+    <w:lsdException w:name="HTML Bottom of Form" w:semiHidden="1" w:unhideWhenUsed="1"/>
+    <w:lsdException w:name="Normal (Web)" w:semiHidden="1" w:unhideWhenUsed="1"/>
+    <w:lsdException w:name="HTML Acronym" w:semiHidden="1" w:unhideWhenUsed="1"/>
+    <w:lsdException w:name="HTML Address" w:semiHidden="1" w:unhideWhenUsed="1"/>
+    <w:lsdException w:name="HTML Cite" w:semiHidden="1" w:unhideWhenUsed="1"/>
+    <w:lsdException w:name="HTML Code" w:semiHidden="1" w:unhideWhenUsed="1"/>
+    <w:lsdException w:name="HTML Definition" w:semiHidden="1" w:unhideWhenUsed="1"/>
+    <w:lsdException w:name="HTML Keyboard" w:semiHidden="1" w:unhideWhenUsed="1"/>
+    <w:lsdException w:name="HTML Preformatted" w:semiHidden="1" w:unhideWhenUsed="1"/>
+    <w:lsdException w:name="HTML Sample" w:semiHidden="1" w:unhideWhenUsed="1"/>
+    <w:lsdException w:name="HTML Typewriter" w:semiHidden="1" w:unhideWhenUsed="1"/>
+    <w:lsdException w:name="HTML Variable" w:semiHidden="1" w:unhideWhenUsed="1"/>
+    <w:lsdException w:name="Normal Table" w:semiHidden="1" w:unhideWhenUsed="1"/>
+    <w:lsdException w:name="annotation subject" w:semiHidden="1" w:unhideWhenUsed="1"/>
+    <w:lsdException w:name="No List" w:semiHidden="1" w:unhideWhenUsed="1"/>
+    <w:lsdException w:name="Outline List 1" w:semiHidden="1" w:unhideWhenUsed="1"/>
+    <w:lsdException w:name="Outline List 2" w:semiHidden="1" w:unhideWhenUsed="1"/>
+    <w:lsdException w:name="Outline List 3" w:semiHidden="1" w:unhideWhenUsed="1"/>
+    <w:lsdException w:name="Table Simple 1" w:semiHidden="1" w:unhideWhenUsed="1"/>
+    <w:lsdException w:name="Table Simple 2" w:semiHidden="1" w:unhideWhenUsed="1"/>
+    <w:lsdException w:name="Table Simple 3" w:semiHidden="1" w:unhideWhenUsed="1"/>
+    <w:lsdException w:name="Table Classic 1" w:semiHidden="1" w:unhideWhenUsed="1"/>
+    <w:lsdException w:name="Table Classic 2" w:semiHidden="1" w:unhideWhenUsed="1"/>
+    <w:lsdException w:name="Table Classic 3" w:semiHidden="1" w:unhideWhenUsed="1"/>
+    <w:lsdException w:name="Table Classic 4" w:semiHidden="1" w:unhideWhenUsed="1"/>
+    <w:lsdException w:name="Table Colorful 1" w:semiHidden="1" w:unhideWhenUsed="1"/>
+    <w:lsdException w:name="Table Colorful 2" w:semiHidden="1" w:unhideWhenUsed="1"/>
+    <w:lsdException w:name="Table Colorful 3" w:semiHidden="1" w:unhideWhenUsed="1"/>
+    <w:lsdException w:name="Table Columns 1" w:semiHidden="1" w:unhideWhenUsed="1"/>
+    <w:lsdException w:name="Table Columns 2" w:semiHidden="1" w:unhideWhenUsed="1"/>
+    <w:lsdException w:name="Table Columns 3" w:semiHidden="1" w:unhideWhenUsed="1"/>
+    <w:lsdException w:name="Table Columns 4" w:semiHidden="1" w:unhideWhenUsed="1"/>
+    <w:lsdException w:name="Table Columns 5" w:semiHidden="1" w:unhideWhenUsed="1"/>
+    <w:lsdException w:name="Table Grid 1" w:semiHidden="1" w:unhideWhenUsed="1"/>
+    <w:lsdException w:name="Table Grid 2" w:semiHidden="1" w:unhideWhenUsed="1"/>
+    <w:lsdException w:name="Table Grid 3" w:semiHidden="1" w:unhideWhenUsed="1"/>
+    <w:lsdException w:name="Table Grid 4" w:semiHidden="1" w:unhideWhenUsed="1"/>
+    <w:lsdException w:name="Table Grid 5" w:semiHidden="1" w:unhideWhenUsed="1"/>
+    <w:lsdException w:name="Table Grid 6" w:semiHidden="1" w:unhideWhenUsed="1"/>
+    <w:lsdException w:name="Table Grid 7" w:semiHidden="1" w:unhideWhenUsed="1"/>
+    <w:lsdException w:name="Table Grid 8" w:semiHidden="1" w:unhideWhenUsed="1"/>
+    <w:lsdException w:name="Table List 1" w:semiHidden="1" w:unhideWhenUsed="1"/>
+    <w:lsdException w:name="Table List 2" w:semiHidden="1" w:unhideWhenUsed="1"/>
+    <w:lsdException w:name="Table List 3" w:semiHidden="1" w:unhideWhenUsed="1"/>
+    <w:lsdException w:name="Table List 4" w:semiHidden="1" w:unhideWhenUsed="1"/>
+    <w:lsdException w:name="Table List 5" w:semiHidden="1" w:unhideWhenUsed="1"/>
+    <w:lsdException w:name="Table List 6" w:semiHidden="1" w:unhideWhenUsed="1"/>
+    <w:lsdException w:name="Table List 7" w:semiHidden="1" w:unhideWhenUsed="1"/>
+    <w:lsdException w:name="Table List 8" w:semiHidden="1" w:unhideWhenUsed="1"/>
+    <w:lsdException w:name="Table 3D effects 1" w:semiHidden="1" w:unhideWhenUsed="1"/>
+    <w:lsdException w:name="Table 3D effects 2" w:semiHidden="1" w:unhideWhenUsed="1"/>
+    <w:lsdException w:name="Table 3D effects 3" w:semiHidden="1" w:unhideWhenUsed="1"/>
+    <w:lsdException w:name="Table Contemporary" w:semiHidden="1" w:unhideWhenUsed="1"/>
+    <w:lsdException w:name="Table Elegant" w:semiHidden="1" w:unhideWhenUsed="1"/>
+    <w:lsdException w:name="Table Professional" w:semiHidden="1" w:unhideWhenUsed="1"/>
+    <w:lsdException w:name="Table Subtle 1" w:semiHidden="1" w:unhideWhenUsed="1"/>
+    <w:lsdException w:name="Table Subtle 2" w:semiHidden="1" w:unhideWhenUsed="1"/>
+    <w:lsdException w:name="Table Web 1" w:semiHidden="1" w:unhideWhenUsed="1"/>
+    <w:lsdException w:name="Table Web 2" w:semiHidden="1" w:unhideWhenUsed="1"/>
+    <w:lsdException w:name="Table Web 3" w:semiHidden="1" w:unhideWhenUsed="1"/>
+    <w:lsdException w:name="Balloon Text" w:semiHidden="1" w:unhideWhenUsed="1"/>
+    <w:lsdException w:name="Table Grid" w:uiPriority="59"/>
+    <w:lsdException w:name="Table Theme" w:semiHidden="1" w:unhideWhenUsed="1"/>
+    <w:lsdException w:name="Placeholder Text" w:semiHidden="1"/>
+    <w:lsdException w:name="No Spacing" w:uiPriority="1" w:qFormat="1"/>
+    <w:lsdException w:name="Light Shading" w:uiPriority="60"/>
+    <w:lsdException w:name="Light List" w:uiPriority="61"/>
+    <w:lsdException w:name="Light Grid" w:uiPriority="62"/>
+    <w:lsdException w:name="Medium Shading 1" w:uiPriority="63"/>
+    <w:lsdException w:name="Medium Shading 2" w:uiPriority="64"/>
+    <w:lsdException w:name="Medium List 1" w:uiPriority="65"/>
+    <w:lsdException w:name="Medium List 2" w:uiPriority="66"/>
+    <w:lsdException w:name="Medium Grid 1" w:uiPriority="67"/>
+    <w:lsdException w:name="Medium Grid 2" w:uiPriority="68"/>
+    <w:lsdException w:name="Medium Grid 3" w:uiPriority="69"/>
+    <w:lsdException w:name="Dark List" w:uiPriority="70"/>
+    <w:lsdException w:name="Colorful Shading" w:uiPriority="71"/>
+    <w:lsdException w:name="Colorful List" w:uiPriority="72"/>
+    <w:lsdException w:name="Colorful Grid" w:uiPriority="73"/>
+    <w:lsdException w:name="Light Shading Accent 1" w:uiPriority="60"/>
+    <w:lsdException w:name="Light List Accent 1" w:uiPriority="61"/>
+    <w:lsdException w:name="Light Grid Accent 1" w:uiPriority="62"/>
+    <w:lsdException w:name="Medium Shading 1 Accent 1" w:uiPriority="63"/>
+    <w:lsdException w:name="Medium Shading 2 Accent 1" w:uiPriority="64"/>
+    <w:lsdException w:name="Medium List 1 Accent 1" w:uiPriority="65"/>
+    <w:lsdException w:name="Revision" w:semiHidden="1"/>
+    <w:lsdException w:name="List Paragraph" w:uiPriority="34" w:qFormat="1"/>
+    <w:lsdException w:name="Quote" w:uiPriority="29" w:qFormat="1"/>
+    <w:lsdException w:name="Intense Quote" w:uiPriority="30" w:qFormat="1"/>
+    <w:lsdException w:name="Medium List 2 Accent 1" w:uiPriority="66"/>
+    <w:lsdException w:name="Medium Grid 1 Accent 1" w:uiPriority="67"/>
+    <w:lsdException w:name="Medium Grid 2 Accent 1" w:uiPriority="68"/>
+    <w:lsdException w:name="Medium Grid 3 Accent 1" w:uiPriority="69"/>
+    <w:lsdException w:name="Dark List Accent 1" w:uiPriority="70"/>
+    <w:lsdException w:name="Colorful Shading Accent 1" w:uiPriority="71"/>
+    <w:lsdException w:name="Colorful List Accent 1" w:uiPriority="72"/>
+    <w:lsdException w:name="Colorful Grid Accent 1" w:uiPriority="73"/>
+    <w:lsdException w:name="Light Shading Accent 2" w:uiPriority="60"/>
+    <w:lsdException w:name="Light List Accent 2" w:uiPriority="61"/>
+    <w:lsdException w:name="Light Grid Accent 2" w:uiPriority="62"/>
+    <w:lsdException w:name="Medium Shading 1 Accent 2" w:uiPriority="63"/>
+    <w:lsdException w:name="Medium Shading 2 Accent 2" w:uiPriority="64"/>
+    <w:lsdException w:name="Medium List 1 Accent 2" w:uiPriority="65"/>
+    <w:lsdException w:name="Medium List 2 Accent 2" w:uiPriority="66"/>
+    <w:lsdException w:name="Medium Grid 1 Accent 2" w:uiPriority="67"/>
+    <w:lsdException w:name="Medium Grid 2 Accent 2" w:uiPriority="68"/>
+    <w:lsdException w:name="Medium Grid 3 Accent 2" w:uiPriority="69"/>
+    <w:lsdException w:name="Dark List Accent 2" w:uiPriority="70"/>
+    <w:lsdException w:name="Colorful Shading Accent 2" w:uiPriority="71"/>
+    <w:lsdException w:name="Colorful List Accent 2" w:uiPriority="72"/>
+    <w:lsdException w:name="Colorful Grid Accent 2" w:uiPriority="73"/>
+    <w:lsdException w:name="Light Shading Accent 3" w:uiPriority="60"/>
+    <w:lsdException w:name="Light List Accent 3" w:uiPriority="61"/>
+    <w:lsdException w:name="Light Grid Accent 3" w:uiPriority="62"/>
+    <w:lsdException w:name="Medium Shading 1 Accent 3" w:uiPriority="63"/>
+    <w:lsdException w:name="Medium Shading 2 Accent 3" w:uiPriority="64"/>
+    <w:lsdException w:name="Medium List 1 Accent 3" w:uiPriority="65"/>
+    <w:lsdException w:name="Medium List 2 Accent 3" w:uiPriority="66"/>
+    <w:lsdException w:name="Medium Grid 1 Accent 3" w:uiPriority="67"/>
+    <w:lsdException w:name="Medium Grid 2 Accent 3" w:uiPriority="68"/>
+    <w:lsdException w:name="Medium Grid 3 Accent 3" w:uiPriority="69"/>
+    <w:lsdException w:name="Dark List Accent 3" w:uiPriority="70"/>
+    <w:lsdException w:name="Colorful Shading Accent 3" w:uiPriority="71"/>
+    <w:lsdException w:name="Colorful List Accent 3" w:uiPriority="72"/>
+    <w:lsdException w:name="Colorful Grid Accent 3" w:uiPriority="73"/>
+    <w:lsdException w:name="Light Shading Accent 4" w:uiPriority="60"/>
+    <w:lsdException w:name="Light List Accent 4" w:uiPriority="61"/>
+    <w:lsdException w:name="Light Grid Accent 4" w:uiPriority="62"/>
+    <w:lsdException w:name="Medium Shading 1 Accent 4" w:uiPriority="63"/>
+    <w:lsdException w:name="Medium Shading 2 Accent 4" w:uiPriority="64"/>
+    <w:lsdException w:name="Medium List 1 Accent 4" w:uiPriority="65"/>
+    <w:lsdException w:name="Medium List 2 Accent 4" w:uiPriority="66"/>
+    <w:lsdException w:name="Medium Grid 1 Accent 4" w:uiPriority="67"/>
+    <w:lsdException w:name="Medium Grid 2 Accent 4" w:uiPriority="68"/>
+    <w:lsdException w:name="Medium Grid 3 Accent 4" w:uiPriority="69"/>
+    <w:lsdException w:name="Dark List Accent 4" w:uiPriority="70"/>
+    <w:lsdException w:name="Colorful Shading Accent 4" w:uiPriority="71"/>
+    <w:lsdException w:name="Colorful List Accent 4" w:uiPriority="72"/>
+    <w:lsdException w:name="Colorful Grid Accent 4" w:uiPriority="73"/>
+    <w:lsdException w:name="Light Shading Accent 5" w:uiPriority="60"/>
+    <w:lsdException w:name="Light List Accent 5" w:uiPriority="61"/>
+    <w:lsdException w:name="Light Grid Accent 5" w:uiPriority="62"/>
+    <w:lsdException w:name="Medium Shading 1 Accent 5" w:uiPriority="63"/>
+    <w:lsdException w:name="Medium Shading 2 Accent 5" w:uiPriority="64"/>
+    <w:lsdException w:name="Medium List 1 Accent 5" w:uiPriority="65"/>
+    <w:lsdException w:name="Medium List 2 Accent 5" w:uiPriority="66"/>
+    <w:lsdException w:name="Medium Grid 1 Accent 5" w:uiPriority="67"/>
+    <w:lsdException w:name="Medium Grid 2 Accent 5" w:uiPriority="68"/>
+    <w:lsdException w:name="Medium Grid 3 Accent 5" w:uiPriority="69"/>
+    <w:lsdException w:name="Dark List Accent 5" w:uiPriority="70"/>
+    <w:lsdException w:name="Colorful Shading Accent 5" w:uiPriority="71"/>
+    <w:lsdException w:name="Colorful List Accent 5" w:uiPriority="72"/>
+    <w:lsdException w:name="Colorful Grid Accent 5" w:uiPriority="73"/>
+    <w:lsdException w:name="Light Shading Accent 6" w:uiPriority="60"/>
+    <w:lsdException w:name="Light List Accent 6" w:uiPriority="61"/>
+    <w:lsdException w:name="Light Grid Accent 6" w:uiPriority="62"/>
+    <w:lsdException w:name="Medium Shading 1 Accent 6" w:uiPriority="63"/>
+    <w:lsdException w:name="Medium Shading 2 Accent 6" w:uiPriority="64"/>
+    <w:lsdException w:name="Medium List 1 Accent 6" w:uiPriority="65"/>
+    <w:lsdException w:name="Medium List 2 Accent 6" w:uiPriority="66"/>
+    <w:lsdException w:name="Medium Grid 1 Accent 6" w:uiPriority="67"/>
+    <w:lsdException w:name="Medium Grid 2 Accent 6" w:uiPriority="68"/>
+    <w:lsdException w:name="Medium Grid 3 Accent 6" w:uiPriority="69"/>
+    <w:lsdException w:name="Dark List Accent 6" w:uiPriority="70"/>
+    <w:lsdException w:name="Colorful Shading Accent 6" w:uiPriority="71"/>
+    <w:lsdException w:name="Colorful List Accent 6" w:uiPriority="72"/>
+    <w:lsdException w:name="Colorful Grid Accent 6" w:uiPriority="73"/>
+    <w:lsdException w:name="Subtle Emphasis" w:uiPriority="19" w:qFormat="1"/>
+    <w:lsdException w:name="Intense Emphasis" w:uiPriority="21" w:qFormat="1"/>
+    <w:lsdException w:name="Subtle Reference" w:uiPriority="31" w:qFormat="1"/>
+    <w:lsdException w:name="Intense Reference" w:uiPriority="32" w:qFormat="1"/>
+    <w:lsdException w:name="Book Title" w:uiPriority="33" w:qFormat="1"/>
+    <w:lsdException w:name="Bibliography" w:semiHidden="1" w:uiPriority="37" w:unhideWhenUsed="1"/>
+    <w:lsdException w:name="TOC Heading" w:semiHidden="1" w:uiPriority="39" w:unhideWhenUsed="1" w:qFormat="1"/>
+    <w:lsdException w:name="Plain Table 1" w:uiPriority="41"/>
+    <w:lsdException w:name="Plain Table 2" w:uiPriority="42"/>
+    <w:lsdException w:name="Plain Table 3" w:uiPriority="43"/>
+    <w:lsdException w:name="Plain Table 4" w:uiPriority="44"/>
+    <w:lsdException w:name="Plain Table 5" w:uiPriority="45"/>
+    <w:lsdException w:name="Grid Table Light" w:uiPriority="40"/>
+    <w:lsdException w:name="Grid Table 1 Light" w:uiPriority="46"/>
+    <w:lsdException w:name="Grid Table 2" w:uiPriority="47"/>
+    <w:lsdException w:name="Grid Table 3" w:uiPriority="48"/>
+    <w:lsdException w:name="Grid Table 4" w:uiPriority="49"/>
+    <w:lsdException w:name="Grid Table 5 Dark" w:uiPriority="50"/>
+    <w:lsdException w:name="Grid Table 6 Colorful" w:uiPriority="51"/>
+    <w:lsdException w:name="Grid Table 7 Colorful" w:uiPriority="52"/>
+    <w:lsdException w:name="Grid Table 1 Light Accent 1" w:uiPriority="46"/>
+    <w:lsdException w:name="Grid Table 2 Accent 1" w:uiPriority="47"/>
+    <w:lsdException w:name="Grid Table 3 Accent 1" w:uiPriority="48"/>
+    <w:lsdException w:name="Grid Table 4 Accent 1" w:uiPriority="49"/>
+    <w:lsdException w:name="Grid Table 5 Dark Accent 1" w:uiPriority="50"/>
+    <w:lsdException w:name="Grid Table 6 Colorful Accent 1" w:uiPriority="51"/>
+    <w:lsdException w:name="Grid Table 7 Colorful Accent 1" w:uiPriority="52"/>
+    <w:lsdException w:name="Grid Table 1 Light Accent 2" w:uiPriority="46"/>
+    <w:lsdException w:name="Grid Table 2 Accent 2" w:uiPriority="47"/>
+    <w:lsdException w:name="Grid Table 3 Accent 2" w:uiPriority="48"/>
+    <w:lsdException w:name="Grid Table 4 Accent 2" w:uiPriority="49"/>
+    <w:lsdException w:name="Grid Table 5 Dark Accent 2" w:uiPriority="50"/>
+    <w:lsdException w:name="Grid Table 6 Colorful Accent 2" w:uiPriority="51"/>
+    <w:lsdException w:name="Grid Table 7 Colorful Accent 2" w:uiPriority="52"/>
+    <w:lsdException w:name="Grid Table 1 Light Accent 3" w:uiPriority="46"/>
+    <w:lsdException w:name="Grid Table 2 Accent 3" w:uiPriority="47"/>
+    <w:lsdException w:name="Grid Table 3 Accent 3" w:uiPriority="48"/>
+    <w:lsdException w:name="Grid Table 4 Accent 3" w:uiPriority="49"/>
+    <w:lsdException w:name="Grid Table 5 Dark Accent 3" w:uiPriority="50"/>
+    <w:lsdException w:name="Grid Table 6 Colorful Accent 3" w:uiPriority="51"/>
+    <w:lsdException w:name="Grid Table 7 Colorful Accent 3" w:uiPriority="52"/>
+    <w:lsdException w:name="Grid Table 1 Light Accent 4" w:uiPriority="46"/>
+    <w:lsdException w:name="Grid Table 2 Accent 4" w:uiPriority="47"/>
+    <w:lsdException w:name="Grid Table 3 Accent 4" w:uiPriority="48"/>
+    <w:lsdException w:name="Grid Table 4 Accent 4" w:uiPriority="49"/>
+    <w:lsdException w:name="Grid Table 5 Dark Accent 4" w:uiPriority="50"/>
+    <w:lsdException w:name="Grid Table 6 Colorful Accent 4" w:uiPriority="51"/>
+    <w:lsdException w:name="Grid Table 7 Colorful Accent 4" w:uiPriority="52"/>
+    <w:lsdException w:name="Grid Table 1 Light Accent 5" w:uiPriority="46"/>
+    <w:lsdException w:name="Grid Table 2 Accent 5" w:uiPriority="47"/>
+    <w:lsdException w:name="Grid Table 3 Accent 5" w:uiPriority="48"/>
+    <w:lsdException w:name="Grid Table 4 Accent 5" w:uiPriority="49"/>
+    <w:lsdException w:name="Grid Table 5 Dark Accent 5" w:uiPriority="50"/>
+    <w:lsdException w:name="Grid Table 6 Colorful Accent 5" w:uiPriority="51"/>
+    <w:lsdException w:name="Grid Table 7 Colorful Accent 5" w:uiPriority="52"/>
+    <w:lsdException w:name="Grid Table 1 Light Accent 6" w:uiPriority="46"/>
+    <w:lsdException w:name="Grid Table 2 Accent 6" w:uiPriority="47"/>
+    <w:lsdException w:name="Grid Table 3 Accent 6" w:uiPriority="48"/>
+    <w:lsdException w:name="Grid Table 4 Accent 6" w:uiPriority="49"/>
+    <w:lsdException w:name="Grid Table 5 Dark Accent 6" w:uiPriority="50"/>
+    <w:lsdException w:name="Grid Table 6 Colorful Accent 6" w:uiPriority="51"/>
+    <w:lsdException w:name="Grid Table 7 Colorful Accent 6" w:uiPriority="52"/>
+    <w:lsdException w:name="List Table 1 Light" w:uiPriority="46"/>
+    <w:lsdException w:name="List Table 2" w:uiPriority="47"/>
+    <w:lsdException w:name="List Table 3" w:uiPriority="48"/>
+    <w:lsdException w:name="List Table 4" w:uiPriority="49"/>
+    <w:lsdException w:name="List Table 5 Dark" w:uiPriority="50"/>
+    <w:lsdException w:name="List Table 6 Colorful" w:uiPriority="51"/>
+    <w:lsdException w:name="List Table 7 Colorful" w:uiPriority="52"/>
+    <w:lsdException w:name="List Table 1 Light Accent 1" w:uiPriority="46"/>
+    <w:lsdException w:name="List Table 2 Accent 1" w:uiPriority="47"/>
+    <w:lsdException w:name="List Table 3 Accent 1" w:uiPriority="48"/>
+    <w:lsdException w:name="List Table 4 Accent 1" w:uiPriority="49"/>
+    <w:lsdException w:name="List Table 5 Dark Accent 1" w:uiPriority="50"/>
+    <w:lsdException w:name="List Table 6 Colorful Accent 1" w:uiPriority="51"/>
+    <w:lsdException w:name="List Table 7 Colorful Accent 1" w:uiPriority="52"/>
+    <w:lsdException w:name="List Table 1 Light Accent 2" w:uiPriority="46"/>
+    <w:lsdException w:name="List Table 2 Accent 2" w:uiPriority="47"/>
+    <w:lsdException w:name="List Table 3 Accent 2" w:uiPriority="48"/>
+    <w:lsdException w:name="List Table 4 Accent 2" w:uiPriority="49"/>
+    <w:lsdException w:name="List Table 5 Dark Accent 2" w:uiPriority="50"/>
+    <w:lsdException w:name="List Table 6 Colorful Accent 2" w:uiPriority="51"/>
+    <w:lsdException w:name="List Table 7 Colorful Accent 2" w:uiPriority="52"/>
+    <w:lsdException w:name="List Table 1 Light Accent 3" w:uiPriority="46"/>
+    <w:lsdException w:name="List Table 2 Accent 3" w:uiPriority="47"/>
+    <w:lsdException w:name="List Table 3 Accent 3" w:uiPriority="48"/>
+    <w:lsdException w:name="List Table 4 Accent 3" w:uiPriority="49"/>
+    <w:lsdException w:name="List Table 5 Dark Accent 3" w:uiPriority="50"/>
+    <w:lsdException w:name="List Table 6 Colorful Accent 3" w:uiPriority="51"/>
+    <w:lsdException w:name="List Table 7 Colorful Accent 3" w:uiPriority="52"/>
+    <w:lsdException w:name="List Table 1 Light Accent 4" w:uiPriority="46"/>
+    <w:lsdException w:name="List Table 2 Accent 4" w:uiPriority="47"/>
+    <w:lsdException w:name="List Table 3 Accent 4" w:uiPriority="48"/>
+    <w:lsdException w:name="List Table 4 Accent 4" w:uiPriority="49"/>
+    <w:lsdException w:name="List Table 5 Dark Accent 4" w:uiPriority="50"/>
+    <w:lsdException w:name="List Table 6 Colorful Accent 4" w:uiPriority="51"/>
+    <w:lsdException w:name="List Table 7 Colorful Accent 4" w:uiPriority="52"/>
+    <w:lsdException w:name="List Table 1 Light Accent 5" w:uiPriority="46"/>
+    <w:lsdException w:name="List Table 2 Accent 5" w:uiPriority="47"/>
+    <w:lsdException w:name="List Table 3 Accent 5" w:uiPriority="48"/>
+    <w:lsdException w:name="List Table 4 Accent 5" w:uiPriority="49"/>
+    <w:lsdException w:name="List Table 5 Dark Accent 5" w:uiPriority="50"/>
+    <w:lsdException w:name="List Table 6 Colorful Accent 5" w:uiPriority="51"/>
+    <w:lsdException w:name="List Table 7 Colorful Accent 5" w:uiPriority="52"/>
+    <w:lsdException w:name="List Table 1 Light Accent 6" w:uiPriority="46"/>
+    <w:lsdException w:name="List Table 2 Accent 6" w:uiPriority="47"/>
+    <w:lsdException w:name="List Table 3 Accent 6" w:uiPriority="48"/>
+    <w:lsdException w:name="List Table 4 Accent 6" w:uiPriority="49"/>
+    <w:lsdException w:name="List Table 5 Dark Accent 6" w:uiPriority="50"/>
+    <w:lsdException w:name="List Table 6 Colorful Accent 6" w:uiPriority="51"/>
+    <w:lsdException w:name="List Table 7 Colorful Accent 6" w:uiPriority="52"/>
+    <w:lsdException w:name="Mention" w:semiHidden="1" w:unhideWhenUsed="1"/>
+    <w:lsdException w:name="Smart Hyperlink" w:semiHidden="1" w:unhideWhenUsed="1"/>
+    <w:lsdException w:name="Hashtag" w:semiHidden="1" w:unhideWhenUsed="1"/>
+    <w:lsdException w:name="Unresolved Mention" w:semiHidden="1" w:unhideWhenUsed="1"/>
+    <w:lsdException w:name="Smart Link" w:semiHidden="1" w:unhideWhenUsed="1"/>
   </w:latentStyles>
   <w:style w:type="paragraph" w:default="1" w:styleId="Normal">
     <w:name w:val="Normal"/>
@@ -3998,7 +4316,6 @@
       <w:spacing w:after="0" w:line="240" w:lineRule="auto"/>
     </w:pPr>
     <w:tblPr>
-      <w:tblInd w:w="0" w:type="dxa"/>
       <w:tblBorders>
         <w:top w:val="single" w:sz="4" w:space="0" w:color="auto"/>
         <w:left w:val="single" w:sz="4" w:space="0" w:color="auto"/>
@@ -4007,327 +4324,6 @@
         <w:insideH w:val="single" w:sz="4" w:space="0" w:color="auto"/>
         <w:insideV w:val="single" w:sz="4" w:space="0" w:color="auto"/>
       </w:tblBorders>
-      <w:tblCellMar>
-        <w:top w:w="0" w:type="dxa"/>
-        <w:left w:w="108" w:type="dxa"/>
-        <w:bottom w:w="0" w:type="dxa"/>
-        <w:right w:w="108" w:type="dxa"/>
-      </w:tblCellMar>
-    </w:tblPr>
-  </w:style>
-</w:styles>
-</file>
-
-<file path=word/stylesWithEffects.xml><?xml version="1.0" encoding="utf-8"?>
-<w:styles xmlns:wpc="http://schemas.microsoft.com/office/word/2010/wordprocessingCanvas" xmlns:mc="http://schemas.openxmlformats.org/markup-compatibility/2006" xmlns:o="urn:schemas-microsoft-com:office:office" xmlns:r="http://schemas.openxmlformats.org/officeDocument/2006/relationships" xmlns:m="http://schemas.openxmlformats.org/officeDocument/2006/math" xmlns:v="urn:schemas-microsoft-com:vml" xmlns:wp14="http://schemas.microsoft.com/office/word/2010/wordprocessingDrawing" xmlns:wp="http://schemas.openxmlformats.org/drawingml/2006/wordprocessingDrawing" xmlns:w10="urn:schemas-microsoft-com:office:word" xmlns:w="http://schemas.openxmlformats.org/wordprocessingml/2006/main" xmlns:w14="http://schemas.microsoft.com/office/word/2010/wordml" xmlns:wpg="http://schemas.microsoft.com/office/word/2010/wordprocessingGroup" xmlns:wpi="http://schemas.microsoft.com/office/word/2010/wordprocessingInk" xmlns:wne="http://schemas.microsoft.com/office/word/2006/wordml" xmlns:wps="http://schemas.microsoft.com/office/word/2010/wordprocessingShape" mc:Ignorable="w14 wp14">
-  <w:docDefaults>
-    <w:rPrDefault>
-      <w:rPr>
-        <w:rFonts w:asciiTheme="minorHAnsi" w:eastAsiaTheme="minorHAnsi" w:hAnsiTheme="minorHAnsi" w:cstheme="minorBidi"/>
-        <w:sz w:val="22"/>
-        <w:szCs w:val="22"/>
-        <w:lang w:val="en-US" w:eastAsia="en-US" w:bidi="ar-SA"/>
-      </w:rPr>
-    </w:rPrDefault>
-    <w:pPrDefault>
-      <w:pPr>
-        <w:spacing w:after="200" w:line="276" w:lineRule="auto"/>
-      </w:pPr>
-    </w:pPrDefault>
-  </w:docDefaults>
-  <w:latentStyles w:defLockedState="0" w:defUIPriority="99" w:defSemiHidden="1" w:defUnhideWhenUsed="1" w:defQFormat="0" w:count="267">
-    <w:lsdException w:name="Normal" w:semiHidden="0" w:uiPriority="0" w:unhideWhenUsed="0" w:qFormat="1"/>
-    <w:lsdException w:name="heading 1" w:semiHidden="0" w:uiPriority="9" w:unhideWhenUsed="0" w:qFormat="1"/>
-    <w:lsdException w:name="heading 2" w:uiPriority="9" w:qFormat="1"/>
-    <w:lsdException w:name="heading 3" w:uiPriority="9" w:qFormat="1"/>
-    <w:lsdException w:name="heading 4" w:uiPriority="9" w:qFormat="1"/>
-    <w:lsdException w:name="heading 5" w:uiPriority="9" w:qFormat="1"/>
-    <w:lsdException w:name="heading 6" w:uiPriority="9" w:qFormat="1"/>
-    <w:lsdException w:name="heading 7" w:uiPriority="9" w:qFormat="1"/>
-    <w:lsdException w:name="heading 8" w:uiPriority="9" w:qFormat="1"/>
-    <w:lsdException w:name="heading 9" w:uiPriority="9" w:qFormat="1"/>
-    <w:lsdException w:name="toc 1" w:uiPriority="39"/>
-    <w:lsdException w:name="toc 2" w:uiPriority="39"/>
-    <w:lsdException w:name="toc 3" w:uiPriority="39"/>
-    <w:lsdException w:name="toc 4" w:uiPriority="39"/>
-    <w:lsdException w:name="toc 5" w:uiPriority="39"/>
-    <w:lsdException w:name="toc 6" w:uiPriority="39"/>
-    <w:lsdException w:name="toc 7" w:uiPriority="39"/>
-    <w:lsdException w:name="toc 8" w:uiPriority="39"/>
-    <w:lsdException w:name="toc 9" w:uiPriority="39"/>
-    <w:lsdException w:name="header" w:uiPriority="0"/>
-    <w:lsdException w:name="caption" w:uiPriority="35" w:qFormat="1"/>
-    <w:lsdException w:name="Title" w:semiHidden="0" w:uiPriority="10" w:unhideWhenUsed="0" w:qFormat="1"/>
-    <w:lsdException w:name="Default Paragraph Font" w:uiPriority="1"/>
-    <w:lsdException w:name="Subtitle" w:semiHidden="0" w:uiPriority="11" w:unhideWhenUsed="0" w:qFormat="1"/>
-    <w:lsdException w:name="Strong" w:semiHidden="0" w:uiPriority="22" w:unhideWhenUsed="0" w:qFormat="1"/>
-    <w:lsdException w:name="Emphasis" w:semiHidden="0" w:uiPriority="20" w:unhideWhenUsed="0" w:qFormat="1"/>
-    <w:lsdException w:name="Table Grid" w:semiHidden="0" w:uiPriority="59" w:unhideWhenUsed="0"/>
-    <w:lsdException w:name="Placeholder Text" w:unhideWhenUsed="0"/>
-    <w:lsdException w:name="No Spacing" w:semiHidden="0" w:uiPriority="1" w:unhideWhenUsed="0" w:qFormat="1"/>
-    <w:lsdException w:name="Light Shading" w:semiHidden="0" w:uiPriority="60" w:unhideWhenUsed="0"/>
-    <w:lsdException w:name="Light List" w:semiHidden="0" w:uiPriority="61" w:unhideWhenUsed="0"/>
-    <w:lsdException w:name="Light Grid" w:semiHidden="0" w:uiPriority="62" w:unhideWhenUsed="0"/>
-    <w:lsdException w:name="Medium Shading 1" w:semiHidden="0" w:uiPriority="63" w:unhideWhenUsed="0"/>
-    <w:lsdException w:name="Medium Shading 2" w:semiHidden="0" w:uiPriority="64" w:unhideWhenUsed="0"/>
-    <w:lsdException w:name="Medium List 1" w:semiHidden="0" w:uiPriority="65" w:unhideWhenUsed="0"/>
-    <w:lsdException w:name="Medium List 2" w:semiHidden="0" w:uiPriority="66" w:unhideWhenUsed="0"/>
-    <w:lsdException w:name="Medium Grid 1" w:semiHidden="0" w:uiPriority="67" w:unhideWhenUsed="0"/>
-    <w:lsdException w:name="Medium Grid 2" w:semiHidden="0" w:uiPriority="68" w:unhideWhenUsed="0"/>
-    <w:lsdException w:name="Medium Grid 3" w:semiHidden="0" w:uiPriority="69" w:unhideWhenUsed="0"/>
-    <w:lsdException w:name="Dark List" w:semiHidden="0" w:uiPriority="70" w:unhideWhenUsed="0"/>
-    <w:lsdException w:name="Colorful Shading" w:semiHidden="0" w:uiPriority="71" w:unhideWhenUsed="0"/>
-    <w:lsdException w:name="Colorful List" w:semiHidden="0" w:uiPriority="72" w:unhideWhenUsed="0"/>
-    <w:lsdException w:name="Colorful Grid" w:semiHidden="0" w:uiPriority="73" w:unhideWhenUsed="0"/>
-    <w:lsdException w:name="Light Shading Accent 1" w:semiHidden="0" w:uiPriority="60" w:unhideWhenUsed="0"/>
-    <w:lsdException w:name="Light List Accent 1" w:semiHidden="0" w:uiPriority="61" w:unhideWhenUsed="0"/>
-    <w:lsdException w:name="Light Grid Accent 1" w:semiHidden="0" w:uiPriority="62" w:unhideWhenUsed="0"/>
-    <w:lsdException w:name="Medium Shading 1 Accent 1" w:semiHidden="0" w:uiPriority="63" w:unhideWhenUsed="0"/>
-    <w:lsdException w:name="Medium Shading 2 Accent 1" w:semiHidden="0" w:uiPriority="64" w:unhideWhenUsed="0"/>
-    <w:lsdException w:name="Medium List 1 Accent 1" w:semiHidden="0" w:uiPriority="65" w:unhideWhenUsed="0"/>
-    <w:lsdException w:name="Revision" w:unhideWhenUsed="0"/>
-    <w:lsdException w:name="List Paragraph" w:semiHidden="0" w:uiPriority="34" w:unhideWhenUsed="0" w:qFormat="1"/>
-    <w:lsdException w:name="Quote" w:semiHidden="0" w:uiPriority="29" w:unhideWhenUsed="0" w:qFormat="1"/>
-    <w:lsdException w:name="Intense Quote" w:semiHidden="0" w:uiPriority="30" w:unhideWhenUsed="0" w:qFormat="1"/>
-    <w:lsdException w:name="Medium List 2 Accent 1" w:semiHidden="0" w:uiPriority="66" w:unhideWhenUsed="0"/>
-    <w:lsdException w:name="Medium Grid 1 Accent 1" w:semiHidden="0" w:uiPriority="67" w:unhideWhenUsed="0"/>
-    <w:lsdException w:name="Medium Grid 2 Accent 1" w:semiHidden="0" w:uiPriority="68" w:unhideWhenUsed="0"/>
-    <w:lsdException w:name="Medium Grid 3 Accent 1" w:semiHidden="0" w:uiPriority="69" w:unhideWhenUsed="0"/>
-    <w:lsdException w:name="Dark List Accent 1" w:semiHidden="0" w:uiPriority="70" w:unhideWhenUsed="0"/>
-    <w:lsdException w:name="Colorful Shading Accent 1" w:semiHidden="0" w:uiPriority="71" w:unhideWhenUsed="0"/>
-    <w:lsdException w:name="Colorful List Accent 1" w:semiHidden="0" w:uiPriority="72" w:unhideWhenUsed="0"/>
-    <w:lsdException w:name="Colorful Grid Accent 1" w:semiHidden="0" w:uiPriority="73" w:unhideWhenUsed="0"/>
-    <w:lsdException w:name="Light Shading Accent 2" w:semiHidden="0" w:uiPriority="60" w:unhideWhenUsed="0"/>
-    <w:lsdException w:name="Light List Accent 2" w:semiHidden="0" w:uiPriority="61" w:unhideWhenUsed="0"/>
-    <w:lsdException w:name="Light Grid Accent 2" w:semiHidden="0" w:uiPriority="62" w:unhideWhenUsed="0"/>
-    <w:lsdException w:name="Medium Shading 1 Accent 2" w:semiHidden="0" w:uiPriority="63" w:unhideWhenUsed="0"/>
-    <w:lsdException w:name="Medium Shading 2 Accent 2" w:semiHidden="0" w:uiPriority="64" w:unhideWhenUsed="0"/>
-    <w:lsdException w:name="Medium List 1 Accent 2" w:semiHidden="0" w:uiPriority="65" w:unhideWhenUsed="0"/>
-    <w:lsdException w:name="Medium List 2 Accent 2" w:semiHidden="0" w:uiPriority="66" w:unhideWhenUsed="0"/>
-    <w:lsdException w:name="Medium Grid 1 Accent 2" w:semiHidden="0" w:uiPriority="67" w:unhideWhenUsed="0"/>
-    <w:lsdException w:name="Medium Grid 2 Accent 2" w:semiHidden="0" w:uiPriority="68" w:unhideWhenUsed="0"/>
-    <w:lsdException w:name="Medium Grid 3 Accent 2" w:semiHidden="0" w:uiPriority="69" w:unhideWhenUsed="0"/>
-    <w:lsdException w:name="Dark List Accent 2" w:semiHidden="0" w:uiPriority="70" w:unhideWhenUsed="0"/>
-    <w:lsdException w:name="Colorful Shading Accent 2" w:semiHidden="0" w:uiPriority="71" w:unhideWhenUsed="0"/>
-    <w:lsdException w:name="Colorful List Accent 2" w:semiHidden="0" w:uiPriority="72" w:unhideWhenUsed="0"/>
-    <w:lsdException w:name="Colorful Grid Accent 2" w:semiHidden="0" w:uiPriority="73" w:unhideWhenUsed="0"/>
-    <w:lsdException w:name="Light Shading Accent 3" w:semiHidden="0" w:uiPriority="60" w:unhideWhenUsed="0"/>
-    <w:lsdException w:name="Light List Accent 3" w:semiHidden="0" w:uiPriority="61" w:unhideWhenUsed="0"/>
-    <w:lsdException w:name="Light Grid Accent 3" w:semiHidden="0" w:uiPriority="62" w:unhideWhenUsed="0"/>
-    <w:lsdException w:name="Medium Shading 1 Accent 3" w:semiHidden="0" w:uiPriority="63" w:unhideWhenUsed="0"/>
-    <w:lsdException w:name="Medium Shading 2 Accent 3" w:semiHidden="0" w:uiPriority="64" w:unhideWhenUsed="0"/>
-    <w:lsdException w:name="Medium List 1 Accent 3" w:semiHidden="0" w:uiPriority="65" w:unhideWhenUsed="0"/>
-    <w:lsdException w:name="Medium List 2 Accent 3" w:semiHidden="0" w:uiPriority="66" w:unhideWhenUsed="0"/>
-    <w:lsdException w:name="Medium Grid 1 Accent 3" w:semiHidden="0" w:uiPriority="67" w:unhideWhenUsed="0"/>
-    <w:lsdException w:name="Medium Grid 2 Accent 3" w:semiHidden="0" w:uiPriority="68" w:unhideWhenUsed="0"/>
-    <w:lsdException w:name="Medium Grid 3 Accent 3" w:semiHidden="0" w:uiPriority="69" w:unhideWhenUsed="0"/>
-    <w:lsdException w:name="Dark List Accent 3" w:semiHidden="0" w:uiPriority="70" w:unhideWhenUsed="0"/>
-    <w:lsdException w:name="Colorful Shading Accent 3" w:semiHidden="0" w:uiPriority="71" w:unhideWhenUsed="0"/>
-    <w:lsdException w:name="Colorful List Accent 3" w:semiHidden="0" w:uiPriority="72" w:unhideWhenUsed="0"/>
-    <w:lsdException w:name="Colorful Grid Accent 3" w:semiHidden="0" w:uiPriority="73" w:unhideWhenUsed="0"/>
-    <w:lsdException w:name="Light Shading Accent 4" w:semiHidden="0" w:uiPriority="60" w:unhideWhenUsed="0"/>
-    <w:lsdException w:name="Light List Accent 4" w:semiHidden="0" w:uiPriority="61" w:unhideWhenUsed="0"/>
-    <w:lsdException w:name="Light Grid Accent 4" w:semiHidden="0" w:uiPriority="62" w:unhideWhenUsed="0"/>
-    <w:lsdException w:name="Medium Shading 1 Accent 4" w:semiHidden="0" w:uiPriority="63" w:unhideWhenUsed="0"/>
-    <w:lsdException w:name="Medium Shading 2 Accent 4" w:semiHidden="0" w:uiPriority="64" w:unhideWhenUsed="0"/>
-    <w:lsdException w:name="Medium List 1 Accent 4" w:semiHidden="0" w:uiPriority="65" w:unhideWhenUsed="0"/>
-    <w:lsdException w:name="Medium List 2 Accent 4" w:semiHidden="0" w:uiPriority="66" w:unhideWhenUsed="0"/>
-    <w:lsdException w:name="Medium Grid 1 Accent 4" w:semiHidden="0" w:uiPriority="67" w:unhideWhenUsed="0"/>
-    <w:lsdException w:name="Medium Grid 2 Accent 4" w:semiHidden="0" w:uiPriority="68" w:unhideWhenUsed="0"/>
-    <w:lsdException w:name="Medium Grid 3 Accent 4" w:semiHidden="0" w:uiPriority="69" w:unhideWhenUsed="0"/>
-    <w:lsdException w:name="Dark List Accent 4" w:semiHidden="0" w:uiPriority="70" w:unhideWhenUsed="0"/>
-    <w:lsdException w:name="Colorful Shading Accent 4" w:semiHidden="0" w:uiPriority="71" w:unhideWhenUsed="0"/>
-    <w:lsdException w:name="Colorful List Accent 4" w:semiHidden="0" w:uiPriority="72" w:unhideWhenUsed="0"/>
-    <w:lsdException w:name="Colorful Grid Accent 4" w:semiHidden="0" w:uiPriority="73" w:unhideWhenUsed="0"/>
-    <w:lsdException w:name="Light Shading Accent 5" w:semiHidden="0" w:uiPriority="60" w:unhideWhenUsed="0"/>
-    <w:lsdException w:name="Light List Accent 5" w:semiHidden="0" w:uiPriority="61" w:unhideWhenUsed="0"/>
-    <w:lsdException w:name="Light Grid Accent 5" w:semiHidden="0" w:uiPriority="62" w:unhideWhenUsed="0"/>
-    <w:lsdException w:name="Medium Shading 1 Accent 5" w:semiHidden="0" w:uiPriority="63" w:unhideWhenUsed="0"/>
-    <w:lsdException w:name="Medium Shading 2 Accent 5" w:semiHidden="0" w:uiPriority="64" w:unhideWhenUsed="0"/>
-    <w:lsdException w:name="Medium List 1 Accent 5" w:semiHidden="0" w:uiPriority="65" w:unhideWhenUsed="0"/>
-    <w:lsdException w:name="Medium List 2 Accent 5" w:semiHidden="0" w:uiPriority="66" w:unhideWhenUsed="0"/>
-    <w:lsdException w:name="Medium Grid 1 Accent 5" w:semiHidden="0" w:uiPriority="67" w:unhideWhenUsed="0"/>
-    <w:lsdException w:name="Medium Grid 2 Accent 5" w:semiHidden="0" w:uiPriority="68" w:unhideWhenUsed="0"/>
-    <w:lsdException w:name="Medium Grid 3 Accent 5" w:semiHidden="0" w:uiPriority="69" w:unhideWhenUsed="0"/>
-    <w:lsdException w:name="Dark List Accent 5" w:semiHidden="0" w:uiPriority="70" w:unhideWhenUsed="0"/>
-    <w:lsdException w:name="Colorful Shading Accent 5" w:semiHidden="0" w:uiPriority="71" w:unhideWhenUsed="0"/>
-    <w:lsdException w:name="Colorful List Accent 5" w:semiHidden="0" w:uiPriority="72" w:unhideWhenUsed="0"/>
-    <w:lsdException w:name="Colorful Grid Accent 5" w:semiHidden="0" w:uiPriority="73" w:unhideWhenUsed="0"/>
-    <w:lsdException w:name="Light Shading Accent 6" w:semiHidden="0" w:uiPriority="60" w:unhideWhenUsed="0"/>
-    <w:lsdException w:name="Light List Accent 6" w:semiHidden="0" w:uiPriority="61" w:unhideWhenUsed="0"/>
-    <w:lsdException w:name="Light Grid Accent 6" w:semiHidden="0" w:uiPriority="62" w:unhideWhenUsed="0"/>
-    <w:lsdException w:name="Medium Shading 1 Accent 6" w:semiHidden="0" w:uiPriority="63" w:unhideWhenUsed="0"/>
-    <w:lsdException w:name="Medium Shading 2 Accent 6" w:semiHidden="0" w:uiPriority="64" w:unhideWhenUsed="0"/>
-    <w:lsdException w:name="Medium List 1 Accent 6" w:semiHidden="0" w:uiPriority="65" w:unhideWhenUsed="0"/>
-    <w:lsdException w:name="Medium List 2 Accent 6" w:semiHidden="0" w:uiPriority="66" w:unhideWhenUsed="0"/>
-    <w:lsdException w:name="Medium Grid 1 Accent 6" w:semiHidden="0" w:uiPriority="67" w:unhideWhenUsed="0"/>
-    <w:lsdException w:name="Medium Grid 2 Accent 6" w:semiHidden="0" w:uiPriority="68" w:unhideWhenUsed="0"/>
-    <w:lsdException w:name="Medium Grid 3 Accent 6" w:semiHidden="0" w:uiPriority="69" w:unhideWhenUsed="0"/>
-    <w:lsdException w:name="Dark List Accent 6" w:semiHidden="0" w:uiPriority="70" w:unhideWhenUsed="0"/>
-    <w:lsdException w:name="Colorful Shading Accent 6" w:semiHidden="0" w:uiPriority="71" w:unhideWhenUsed="0"/>
-    <w:lsdException w:name="Colorful List Accent 6" w:semiHidden="0" w:uiPriority="72" w:unhideWhenUsed="0"/>
-    <w:lsdException w:name="Colorful Grid Accent 6" w:semiHidden="0" w:uiPriority="73" w:unhideWhenUsed="0"/>
-    <w:lsdException w:name="Subtle Emphasis" w:semiHidden="0" w:uiPriority="19" w:unhideWhenUsed="0" w:qFormat="1"/>
-    <w:lsdException w:name="Intense Emphasis" w:semiHidden="0" w:uiPriority="21" w:unhideWhenUsed="0" w:qFormat="1"/>
-    <w:lsdException w:name="Subtle Reference" w:semiHidden="0" w:uiPriority="31" w:unhideWhenUsed="0" w:qFormat="1"/>
-    <w:lsdException w:name="Intense Reference" w:semiHidden="0" w:uiPriority="32" w:unhideWhenUsed="0" w:qFormat="1"/>
-    <w:lsdException w:name="Book Title" w:semiHidden="0" w:uiPriority="33" w:unhideWhenUsed="0" w:qFormat="1"/>
-    <w:lsdException w:name="Bibliography" w:uiPriority="37"/>
-    <w:lsdException w:name="TOC Heading" w:uiPriority="39" w:qFormat="1"/>
-  </w:latentStyles>
-  <w:style w:type="paragraph" w:default="1" w:styleId="Normal">
-    <w:name w:val="Normal"/>
-    <w:qFormat/>
-    <w:rsid w:val="00B80C52"/>
-    <w:pPr>
-      <w:spacing w:after="0" w:line="240" w:lineRule="auto"/>
-    </w:pPr>
-    <w:rPr>
-      <w:rFonts w:ascii="Times New Roman" w:eastAsia="Times New Roman" w:hAnsi="Times New Roman" w:cs="Times New Roman"/>
-      <w:sz w:val="24"/>
-      <w:szCs w:val="24"/>
-    </w:rPr>
-  </w:style>
-  <w:style w:type="character" w:default="1" w:styleId="DefaultParagraphFont">
-    <w:name w:val="Default Paragraph Font"/>
-    <w:uiPriority w:val="1"/>
-    <w:semiHidden/>
-    <w:unhideWhenUsed/>
-  </w:style>
-  <w:style w:type="table" w:default="1" w:styleId="TableNormal">
-    <w:name w:val="Normal Table"/>
-    <w:uiPriority w:val="99"/>
-    <w:semiHidden/>
-    <w:unhideWhenUsed/>
-    <w:tblPr>
-      <w:tblInd w:w="0" w:type="dxa"/>
-      <w:tblCellMar>
-        <w:top w:w="0" w:type="dxa"/>
-        <w:left w:w="108" w:type="dxa"/>
-        <w:bottom w:w="0" w:type="dxa"/>
-        <w:right w:w="108" w:type="dxa"/>
-      </w:tblCellMar>
-    </w:tblPr>
-  </w:style>
-  <w:style w:type="numbering" w:default="1" w:styleId="NoList">
-    <w:name w:val="No List"/>
-    <w:uiPriority w:val="99"/>
-    <w:semiHidden/>
-    <w:unhideWhenUsed/>
-  </w:style>
-  <w:style w:type="paragraph" w:styleId="Header">
-    <w:name w:val="header"/>
-    <w:basedOn w:val="Normal"/>
-    <w:link w:val="HeaderChar"/>
-    <w:unhideWhenUsed/>
-    <w:rsid w:val="00B80C52"/>
-    <w:pPr>
-      <w:tabs>
-        <w:tab w:val="center" w:pos="4680"/>
-        <w:tab w:val="right" w:pos="9360"/>
-      </w:tabs>
-    </w:pPr>
-  </w:style>
-  <w:style w:type="character" w:customStyle="1" w:styleId="HeaderChar">
-    <w:name w:val="Header Char"/>
-    <w:basedOn w:val="DefaultParagraphFont"/>
-    <w:link w:val="Header"/>
-    <w:rsid w:val="00B80C52"/>
-  </w:style>
-  <w:style w:type="paragraph" w:styleId="Footer">
-    <w:name w:val="footer"/>
-    <w:basedOn w:val="Normal"/>
-    <w:link w:val="FooterChar"/>
-    <w:uiPriority w:val="99"/>
-    <w:unhideWhenUsed/>
-    <w:rsid w:val="00B80C52"/>
-    <w:pPr>
-      <w:tabs>
-        <w:tab w:val="center" w:pos="4680"/>
-        <w:tab w:val="right" w:pos="9360"/>
-      </w:tabs>
-    </w:pPr>
-  </w:style>
-  <w:style w:type="character" w:customStyle="1" w:styleId="FooterChar">
-    <w:name w:val="Footer Char"/>
-    <w:basedOn w:val="DefaultParagraphFont"/>
-    <w:link w:val="Footer"/>
-    <w:uiPriority w:val="99"/>
-    <w:rsid w:val="00B80C52"/>
-  </w:style>
-  <w:style w:type="paragraph" w:styleId="BalloonText">
-    <w:name w:val="Balloon Text"/>
-    <w:basedOn w:val="Normal"/>
-    <w:link w:val="BalloonTextChar"/>
-    <w:uiPriority w:val="99"/>
-    <w:semiHidden/>
-    <w:unhideWhenUsed/>
-    <w:rsid w:val="00B80C52"/>
-    <w:rPr>
-      <w:rFonts w:ascii="Tahoma" w:hAnsi="Tahoma" w:cs="Tahoma"/>
-      <w:sz w:val="16"/>
-      <w:szCs w:val="16"/>
-    </w:rPr>
-  </w:style>
-  <w:style w:type="character" w:customStyle="1" w:styleId="BalloonTextChar">
-    <w:name w:val="Balloon Text Char"/>
-    <w:basedOn w:val="DefaultParagraphFont"/>
-    <w:link w:val="BalloonText"/>
-    <w:uiPriority w:val="99"/>
-    <w:semiHidden/>
-    <w:rsid w:val="00B80C52"/>
-    <w:rPr>
-      <w:rFonts w:ascii="Tahoma" w:hAnsi="Tahoma" w:cs="Tahoma"/>
-      <w:sz w:val="16"/>
-      <w:szCs w:val="16"/>
-    </w:rPr>
-  </w:style>
-  <w:style w:type="paragraph" w:styleId="ListParagraph">
-    <w:name w:val="List Paragraph"/>
-    <w:basedOn w:val="Normal"/>
-    <w:uiPriority w:val="34"/>
-    <w:qFormat/>
-    <w:rsid w:val="00B80C52"/>
-    <w:pPr>
-      <w:ind w:left="720"/>
-      <w:contextualSpacing/>
-    </w:pPr>
-  </w:style>
-  <w:style w:type="character" w:styleId="Hyperlink">
-    <w:name w:val="Hyperlink"/>
-    <w:basedOn w:val="DefaultParagraphFont"/>
-    <w:uiPriority w:val="99"/>
-    <w:unhideWhenUsed/>
-    <w:rsid w:val="00B80C52"/>
-    <w:rPr>
-      <w:color w:val="0000FF" w:themeColor="hyperlink"/>
-      <w:u w:val="single"/>
-    </w:rPr>
-  </w:style>
-  <w:style w:type="table" w:styleId="TableGrid">
-    <w:name w:val="Table Grid"/>
-    <w:basedOn w:val="TableNormal"/>
-    <w:uiPriority w:val="59"/>
-    <w:rsid w:val="00707E1D"/>
-    <w:pPr>
-      <w:spacing w:after="0" w:line="240" w:lineRule="auto"/>
-    </w:pPr>
-    <w:tblPr>
-      <w:tblInd w:w="0" w:type="dxa"/>
-      <w:tblBorders>
-        <w:top w:val="single" w:sz="4" w:space="0" w:color="auto"/>
-        <w:left w:val="single" w:sz="4" w:space="0" w:color="auto"/>
-        <w:bottom w:val="single" w:sz="4" w:space="0" w:color="auto"/>
-        <w:right w:val="single" w:sz="4" w:space="0" w:color="auto"/>
-        <w:insideH w:val="single" w:sz="4" w:space="0" w:color="auto"/>
-        <w:insideV w:val="single" w:sz="4" w:space="0" w:color="auto"/>
-      </w:tblBorders>
-      <w:tblCellMar>
-        <w:top w:w="0" w:type="dxa"/>
-        <w:left w:w="108" w:type="dxa"/>
-        <w:bottom w:w="0" w:type="dxa"/>
-        <w:right w:w="108" w:type="dxa"/>
-      </w:tblCellMar>
     </w:tblPr>
   </w:style>
 </w:styles>
